--- a/Lab/01-S2-2025-SEDQ/grafico_circular_bienes_v1.docx
+++ b/Lab/01-S2-2025-SEDQ/grafico_circular_bienes_v1.docx
@@ -1366,7 +1366,7 @@
         <w:rPr>
           <w:rStyle w:val="CommentTok"/>
         </w:rPr>
-        <w:t xml:space="preserve"># Aleatorización de colores para el gráfico circular</w:t>
+        <w:t xml:space="preserve"># Aleatorización de colores para el gráfico circular (paletas oscuras)</w:t>
       </w:r>
       <w:r>
         <w:br/>
@@ -1426,7 +1426,7 @@
         <w:rPr>
           <w:rStyle w:val="StringTok"/>
         </w:rPr>
-        <w:t xml:space="preserve">"#E57373"</w:t>
+        <w:t xml:space="preserve">"#C62828"</w:t>
       </w:r>
       <w:r>
         <w:rPr>
@@ -1438,7 +1438,7 @@
         <w:rPr>
           <w:rStyle w:val="StringTok"/>
         </w:rPr>
-        <w:t xml:space="preserve">"#81C784"</w:t>
+        <w:t xml:space="preserve">"#2E7D32"</w:t>
       </w:r>
       <w:r>
         <w:rPr>
@@ -1450,7 +1450,7 @@
         <w:rPr>
           <w:rStyle w:val="StringTok"/>
         </w:rPr>
-        <w:t xml:space="preserve">"#64B5F6"</w:t>
+        <w:t xml:space="preserve">"#1565C0"</w:t>
       </w:r>
       <w:r>
         <w:rPr>
@@ -1462,7 +1462,7 @@
         <w:rPr>
           <w:rStyle w:val="StringTok"/>
         </w:rPr>
-        <w:t xml:space="preserve">"#FFB74D"</w:t>
+        <w:t xml:space="preserve">"#EF6C00"</w:t>
       </w:r>
       <w:r>
         <w:rPr>
@@ -1474,7 +1474,7 @@
         <w:rPr>
           <w:rStyle w:val="StringTok"/>
         </w:rPr>
-        <w:t xml:space="preserve">"#BA68C8"</w:t>
+        <w:t xml:space="preserve">"#6A1B9A"</w:t>
       </w:r>
       <w:r>
         <w:rPr>
@@ -1486,7 +1486,7 @@
         <w:rPr>
           <w:rStyle w:val="CommentTok"/>
         </w:rPr>
-        <w:t xml:space="preserve"># Paleta pastel</w:t>
+        <w:t xml:space="preserve"># Paleta oscura 1</w:t>
       </w:r>
       <w:r>
         <w:br/>
@@ -1600,7 +1600,7 @@
         <w:rPr>
           <w:rStyle w:val="StringTok"/>
         </w:rPr>
-        <w:t xml:space="preserve">"#FFCDD2"</w:t>
+        <w:t xml:space="preserve">"#B71C1C"</w:t>
       </w:r>
       <w:r>
         <w:rPr>
@@ -1612,7 +1612,7 @@
         <w:rPr>
           <w:rStyle w:val="StringTok"/>
         </w:rPr>
-        <w:t xml:space="preserve">"#C8E6C9"</w:t>
+        <w:t xml:space="preserve">"#1B5E20"</w:t>
       </w:r>
       <w:r>
         <w:rPr>
@@ -1624,7 +1624,7 @@
         <w:rPr>
           <w:rStyle w:val="StringTok"/>
         </w:rPr>
-        <w:t xml:space="preserve">"#BBDEFB"</w:t>
+        <w:t xml:space="preserve">"#0D47A1"</w:t>
       </w:r>
       <w:r>
         <w:rPr>
@@ -1636,7 +1636,7 @@
         <w:rPr>
           <w:rStyle w:val="StringTok"/>
         </w:rPr>
-        <w:t xml:space="preserve">"#FFE0B2"</w:t>
+        <w:t xml:space="preserve">"#E65100"</w:t>
       </w:r>
       <w:r>
         <w:rPr>
@@ -1648,7 +1648,7 @@
         <w:rPr>
           <w:rStyle w:val="StringTok"/>
         </w:rPr>
-        <w:t xml:space="preserve">"#E1BEE7"</w:t>
+        <w:t xml:space="preserve">"#4A148C"</w:t>
       </w:r>
       <w:r>
         <w:rPr>
@@ -1660,7 +1660,7 @@
         <w:rPr>
           <w:rStyle w:val="CommentTok"/>
         </w:rPr>
-        <w:t xml:space="preserve"># Paleta suave</w:t>
+        <w:t xml:space="preserve"># Paleta oscura 2</w:t>
       </w:r>
       <w:r>
         <w:br/>
@@ -1687,7 +1687,7 @@
         <w:rPr>
           <w:rStyle w:val="StringTok"/>
         </w:rPr>
-        <w:t xml:space="preserve">"#EF9A9A"</w:t>
+        <w:t xml:space="preserve">"#AD1457"</w:t>
       </w:r>
       <w:r>
         <w:rPr>
@@ -1699,7 +1699,7 @@
         <w:rPr>
           <w:rStyle w:val="StringTok"/>
         </w:rPr>
-        <w:t xml:space="preserve">"#A5D6A7"</w:t>
+        <w:t xml:space="preserve">"#00695C"</w:t>
       </w:r>
       <w:r>
         <w:rPr>
@@ -1711,7 +1711,7 @@
         <w:rPr>
           <w:rStyle w:val="StringTok"/>
         </w:rPr>
-        <w:t xml:space="preserve">"#90CAF9"</w:t>
+        <w:t xml:space="preserve">"#283593"</w:t>
       </w:r>
       <w:r>
         <w:rPr>
@@ -1723,7 +1723,7 @@
         <w:rPr>
           <w:rStyle w:val="StringTok"/>
         </w:rPr>
-        <w:t xml:space="preserve">"#FFCC80"</w:t>
+        <w:t xml:space="preserve">"#FF6F00"</w:t>
       </w:r>
       <w:r>
         <w:rPr>
@@ -1735,7 +1735,7 @@
         <w:rPr>
           <w:rStyle w:val="StringTok"/>
         </w:rPr>
-        <w:t xml:space="preserve">"#CE93D8"</w:t>
+        <w:t xml:space="preserve">"#4A148C"</w:t>
       </w:r>
       <w:r>
         <w:rPr>
@@ -1747,7 +1747,7 @@
         <w:rPr>
           <w:rStyle w:val="CommentTok"/>
         </w:rPr>
-        <w:t xml:space="preserve"># Paleta media</w:t>
+        <w:t xml:space="preserve"># Paleta oscura 3</w:t>
       </w:r>
       <w:r>
         <w:br/>
@@ -1774,7 +1774,7 @@
         <w:rPr>
           <w:rStyle w:val="StringTok"/>
         </w:rPr>
-        <w:t xml:space="preserve">"#B71C1C"</w:t>
+        <w:t xml:space="preserve">"#880E4F"</w:t>
       </w:r>
       <w:r>
         <w:rPr>
@@ -1810,7 +1810,7 @@
         <w:rPr>
           <w:rStyle w:val="StringTok"/>
         </w:rPr>
-        <w:t xml:space="preserve">"#E65100"</w:t>
+        <w:t xml:space="preserve">"#BF360C"</w:t>
       </w:r>
       <w:r>
         <w:rPr>
@@ -1834,7 +1834,7 @@
         <w:rPr>
           <w:rStyle w:val="CommentTok"/>
         </w:rPr>
-        <w:t xml:space="preserve"># Paleta oscura</w:t>
+        <w:t xml:space="preserve"># Paleta oscura 4</w:t>
       </w:r>
       <w:r>
         <w:br/>
@@ -2892,7 +2892,7 @@
         <w:pStyle w:val="FirstParagraph"/>
       </w:pPr>
       <w:r>
-        <w:t xml:space="preserve">Test passed 😀</w:t>
+        <w:t xml:space="preserve">Test passed 😸</w:t>
       </w:r>
     </w:p>
     <w:p>
@@ -3740,7 +3740,7 @@
         <w:pStyle w:val="FirstParagraph"/>
       </w:pPr>
       <w:r>
-        <w:t xml:space="preserve">Test passed 🎉</w:t>
+        <w:t xml:space="preserve">Test passed 😸</w:t>
       </w:r>
     </w:p>
     <w:p>
@@ -4761,7 +4761,7 @@
         <w:pStyle w:val="FirstParagraph"/>
       </w:pPr>
       <w:r>
-        <w:t xml:space="preserve">Test passed 🎉</w:t>
+        <w:t xml:space="preserve">Test passed 😀</w:t>
       </w:r>
     </w:p>
     <w:p>
@@ -6523,16 +6523,16 @@
         <w:rPr>
           <w:rStyle w:val="StringTok"/>
         </w:rPr>
-        <w:t xml:space="preserve"># Crear figura con tamaño controlado</w:t>
-      </w:r>
-      <w:r>
-        <w:br/>
-      </w:r>
-      <w:r>
-        <w:rPr>
-          <w:rStyle w:val="StringTok"/>
-        </w:rPr>
-        <w:t xml:space="preserve">plt.figure(figsize=(5, 4))</w:t>
+        <w:t xml:space="preserve"># Crear figura con más espacio para acomodar las etiquetas externas</w:t>
+      </w:r>
+      <w:r>
+        <w:br/>
+      </w:r>
+      <w:r>
+        <w:rPr>
+          <w:rStyle w:val="StringTok"/>
+        </w:rPr>
+        <w:t xml:space="preserve">plt.figure(figsize=(7, 6))  # Aumentar tamaño para dar espacio a las etiquetas</w:t>
       </w:r>
       <w:r>
         <w:br/>
@@ -6553,7 +6553,7 @@
         <w:rPr>
           <w:rStyle w:val="StringTok"/>
         </w:rPr>
-        <w:t xml:space="preserve">patches, texts, autotexts = plt.pie(</w:t>
+        <w:t xml:space="preserve">wedges, texts, autotexts = plt.pie(</w:t>
       </w:r>
       <w:r>
         <w:br/>
@@ -6598,7 +6598,7 @@
         <w:rPr>
           <w:rStyle w:val="StringTok"/>
         </w:rPr>
-        <w:t xml:space="preserve">    startangle=90,</w:t>
+        <w:t xml:space="preserve">    startangle=45,  # Cambiar ángulo para mejor distribución</w:t>
       </w:r>
       <w:r>
         <w:br/>
@@ -6616,16 +6616,25 @@
         <w:rPr>
           <w:rStyle w:val="StringTok"/>
         </w:rPr>
-        <w:t xml:space="preserve">    pctdistance=0.85,</w:t>
-      </w:r>
-      <w:r>
-        <w:br/>
-      </w:r>
-      <w:r>
-        <w:rPr>
-          <w:rStyle w:val="StringTok"/>
-        </w:rPr>
-        <w:t xml:space="preserve">    wedgeprops={'edgecolor': 'white', 'linewidth': 1}</w:t>
+        <w:t xml:space="preserve">    pctdistance=0.75,  # Ubicar porcentajes más cerca del borde exterior</w:t>
+      </w:r>
+      <w:r>
+        <w:br/>
+      </w:r>
+      <w:r>
+        <w:rPr>
+          <w:rStyle w:val="StringTok"/>
+        </w:rPr>
+        <w:t xml:space="preserve">    wedgeprops={'edgecolor': 'white', 'linewidth': 1},</w:t>
+      </w:r>
+      <w:r>
+        <w:br/>
+      </w:r>
+      <w:r>
+        <w:rPr>
+          <w:rStyle w:val="StringTok"/>
+        </w:rPr>
+        <w:t xml:space="preserve">    textprops={'fontsize': 10, 'fontweight': 'bold', 'color': 'white'}</w:t>
       </w:r>
       <w:r>
         <w:br/>
@@ -6646,7 +6655,7 @@
         <w:rPr>
           <w:rStyle w:val="StringTok"/>
         </w:rPr>
-        <w:t xml:space="preserve"># Configuración estética de los textos de porcentaje</w:t>
+        <w:t xml:space="preserve"># Configuración estética de los textos de porcentaje con recuadros</w:t>
       </w:r>
       <w:r>
         <w:br/>
@@ -6664,7 +6673,7 @@
         <w:rPr>
           <w:rStyle w:val="StringTok"/>
         </w:rPr>
-        <w:t xml:space="preserve">    autotext.set_fontsize(9)</w:t>
+        <w:t xml:space="preserve">    autotext.set_fontsize(9)  # Tamaño de fuente para porcentajes</w:t>
       </w:r>
       <w:r>
         <w:br/>
@@ -6682,124 +6691,685 @@
         <w:rPr>
           <w:rStyle w:val="StringTok"/>
         </w:rPr>
-        <w:t xml:space="preserve">    autotext.set_color('white')</w:t>
-      </w:r>
-      <w:r>
-        <w:br/>
-      </w:r>
-      <w:r>
-        <w:br/>
-      </w:r>
-      <w:r>
-        <w:rPr>
-          <w:rStyle w:val="StringTok"/>
-        </w:rPr>
-        <w:t xml:space="preserve"># Crear leyenda por separado</w:t>
-      </w:r>
-      <w:r>
-        <w:br/>
-      </w:r>
-      <w:r>
-        <w:rPr>
-          <w:rStyle w:val="StringTok"/>
-        </w:rPr>
-        <w:t xml:space="preserve">plt.axis('equal')  # Asegurar que el gráfico sea un círculo</w:t>
-      </w:r>
-      <w:r>
-        <w:br/>
-      </w:r>
-      <w:r>
-        <w:rPr>
-          <w:rStyle w:val="StringTok"/>
-        </w:rPr>
-        <w:t xml:space="preserve">plt.legend(</w:t>
-      </w:r>
-      <w:r>
-        <w:br/>
-      </w:r>
-      <w:r>
-        <w:rPr>
-          <w:rStyle w:val="StringTok"/>
-        </w:rPr>
-        <w:t xml:space="preserve">    labels,</w:t>
-      </w:r>
-      <w:r>
-        <w:br/>
-      </w:r>
-      <w:r>
-        <w:rPr>
-          <w:rStyle w:val="StringTok"/>
-        </w:rPr>
-        <w:t xml:space="preserve">    loc='upper left',</w:t>
-      </w:r>
-      <w:r>
-        <w:br/>
-      </w:r>
-      <w:r>
-        <w:rPr>
-          <w:rStyle w:val="StringTok"/>
-        </w:rPr>
-        <w:t xml:space="preserve">    bbox_to_anchor=(-0.1, 1),</w:t>
-      </w:r>
-      <w:r>
-        <w:br/>
-      </w:r>
-      <w:r>
-        <w:rPr>
-          <w:rStyle w:val="StringTok"/>
-        </w:rPr>
-        <w:t xml:space="preserve">    fontsize=8,</w:t>
-      </w:r>
-      <w:r>
-        <w:br/>
-      </w:r>
-      <w:r>
-        <w:rPr>
-          <w:rStyle w:val="StringTok"/>
-        </w:rPr>
-        <w:t xml:space="preserve">    frameon=False</w:t>
-      </w:r>
-      <w:r>
-        <w:br/>
-      </w:r>
-      <w:r>
-        <w:rPr>
-          <w:rStyle w:val="StringTok"/>
-        </w:rPr>
-        <w:t xml:space="preserve">)</w:t>
-      </w:r>
-      <w:r>
-        <w:br/>
-      </w:r>
-      <w:r>
-        <w:br/>
-      </w:r>
-      <w:r>
-        <w:rPr>
-          <w:rStyle w:val="StringTok"/>
-        </w:rPr>
-        <w:t xml:space="preserve"># Añadir título centrado en la parte superior</w:t>
-      </w:r>
-      <w:r>
-        <w:br/>
-      </w:r>
-      <w:r>
-        <w:rPr>
-          <w:rStyle w:val="StringTok"/>
-        </w:rPr>
-        <w:t xml:space="preserve">plt.title('Resultados de la encuesta', fontsize=10)</w:t>
-      </w:r>
-      <w:r>
-        <w:br/>
-      </w:r>
-      <w:r>
-        <w:br/>
-      </w:r>
-      <w:r>
-        <w:rPr>
-          <w:rStyle w:val="StringTok"/>
-        </w:rPr>
-        <w:t xml:space="preserve">plt.tight_layout()</w:t>
+        <w:t xml:space="preserve">    # Crear un recuadro semitransparente para los porcentajes</w:t>
+      </w:r>
+      <w:r>
+        <w:br/>
+      </w:r>
+      <w:r>
+        <w:rPr>
+          <w:rStyle w:val="StringTok"/>
+        </w:rPr>
+        <w:t xml:space="preserve">    bbox_props = {'boxstyle': 'round,pad=0.2',</w:t>
+      </w:r>
+      <w:r>
+        <w:br/>
+      </w:r>
+      <w:r>
+        <w:rPr>
+          <w:rStyle w:val="StringTok"/>
+        </w:rPr>
+        <w:t xml:space="preserve">                 'facecolor': 'black',</w:t>
+      </w:r>
+      <w:r>
+        <w:br/>
+      </w:r>
+      <w:r>
+        <w:rPr>
+          <w:rStyle w:val="StringTok"/>
+        </w:rPr>
+        <w:t xml:space="preserve">                 'alpha': 0.7,</w:t>
+      </w:r>
+      <w:r>
+        <w:br/>
+      </w:r>
+      <w:r>
+        <w:rPr>
+          <w:rStyle w:val="StringTok"/>
+        </w:rPr>
+        <w:t xml:space="preserve">                 'edgecolor': 'none'}</w:t>
+      </w:r>
+      <w:r>
+        <w:br/>
+      </w:r>
+      <w:r>
+        <w:rPr>
+          <w:rStyle w:val="StringTok"/>
+        </w:rPr>
+        <w:t xml:space="preserve">    autotext.set_bbox(bbox_props)</w:t>
+      </w:r>
+      <w:r>
+        <w:br/>
+      </w:r>
+      <w:r>
+        <w:br/>
+      </w:r>
+      <w:r>
+        <w:rPr>
+          <w:rStyle w:val="StringTok"/>
+        </w:rPr>
+        <w:t xml:space="preserve"># Eliminar los textos del pie (los reemplazaremos con etiquetas externas)</w:t>
+      </w:r>
+      <w:r>
+        <w:br/>
+      </w:r>
+      <w:r>
+        <w:rPr>
+          <w:rStyle w:val="StringTok"/>
+        </w:rPr>
+        <w:t xml:space="preserve">for text in texts:</w:t>
+      </w:r>
+      <w:r>
+        <w:br/>
+      </w:r>
+      <w:r>
+        <w:rPr>
+          <w:rStyle w:val="StringTok"/>
+        </w:rPr>
+        <w:t xml:space="preserve">    text.set_visible(False)</w:t>
+      </w:r>
+      <w:r>
+        <w:br/>
+      </w:r>
+      <w:r>
+        <w:br/>
+      </w:r>
+      <w:r>
+        <w:rPr>
+          <w:rStyle w:val="StringTok"/>
+        </w:rPr>
+        <w:t xml:space="preserve"># Crear etiquetas externas con líneas conectoras</w:t>
+      </w:r>
+      <w:r>
+        <w:br/>
+      </w:r>
+      <w:r>
+        <w:rPr>
+          <w:rStyle w:val="StringTok"/>
+        </w:rPr>
+        <w:t xml:space="preserve">bbox_props = {'boxstyle': 'round,pad=0.3',</w:t>
+      </w:r>
+      <w:r>
+        <w:br/>
+      </w:r>
+      <w:r>
+        <w:rPr>
+          <w:rStyle w:val="StringTok"/>
+        </w:rPr>
+        <w:t xml:space="preserve">             'facecolor': 'white',</w:t>
+      </w:r>
+      <w:r>
+        <w:br/>
+      </w:r>
+      <w:r>
+        <w:rPr>
+          <w:rStyle w:val="StringTok"/>
+        </w:rPr>
+        <w:t xml:space="preserve">             'edgecolor': 'gray',</w:t>
+      </w:r>
+      <w:r>
+        <w:br/>
+      </w:r>
+      <w:r>
+        <w:rPr>
+          <w:rStyle w:val="StringTok"/>
+        </w:rPr>
+        <w:t xml:space="preserve">             'alpha': 0.9}</w:t>
+      </w:r>
+      <w:r>
+        <w:br/>
+      </w:r>
+      <w:r>
+        <w:br/>
+      </w:r>
+      <w:r>
+        <w:rPr>
+          <w:rStyle w:val="StringTok"/>
+        </w:rPr>
+        <w:t xml:space="preserve"># Calcular posiciones de etiquetas externas optimizadas para evitar solapamiento</w:t>
+      </w:r>
+      <w:r>
+        <w:br/>
+      </w:r>
+      <w:r>
+        <w:rPr>
+          <w:rStyle w:val="StringTok"/>
+        </w:rPr>
+        <w:t xml:space="preserve">def get_label_position(angle_rad, wedge_size):</w:t>
+      </w:r>
+      <w:r>
+        <w:br/>
+      </w:r>
+      <w:r>
+        <w:rPr>
+          <w:rStyle w:val="StringTok"/>
+        </w:rPr>
+        <w:t xml:space="preserve">    # Ajustar distancia basada en el tamaño del sector</w:t>
+      </w:r>
+      <w:r>
+        <w:br/>
+      </w:r>
+      <w:r>
+        <w:rPr>
+          <w:rStyle w:val="StringTok"/>
+        </w:rPr>
+        <w:t xml:space="preserve">    # Sectores más pequeños tienen etiquetas más alejadas para evitar solapamiento</w:t>
+      </w:r>
+      <w:r>
+        <w:br/>
+      </w:r>
+      <w:r>
+        <w:rPr>
+          <w:rStyle w:val="StringTok"/>
+        </w:rPr>
+        <w:t xml:space="preserve">    distance_factor = 1.25 if wedge_size &lt; 15 else 1.15</w:t>
+      </w:r>
+      <w:r>
+        <w:br/>
+      </w:r>
+      <w:r>
+        <w:br/>
+      </w:r>
+      <w:r>
+        <w:rPr>
+          <w:rStyle w:val="StringTok"/>
+        </w:rPr>
+        <w:t xml:space="preserve">    # Determinar coordenadas</w:t>
+      </w:r>
+      <w:r>
+        <w:br/>
+      </w:r>
+      <w:r>
+        <w:rPr>
+          <w:rStyle w:val="StringTok"/>
+        </w:rPr>
+        <w:t xml:space="preserve">    x = distance_factor * np.cos(angle_rad)</w:t>
+      </w:r>
+      <w:r>
+        <w:br/>
+      </w:r>
+      <w:r>
+        <w:rPr>
+          <w:rStyle w:val="StringTok"/>
+        </w:rPr>
+        <w:t xml:space="preserve">    y = distance_factor * np.sin(angle_rad)</w:t>
+      </w:r>
+      <w:r>
+        <w:br/>
+      </w:r>
+      <w:r>
+        <w:br/>
+      </w:r>
+      <w:r>
+        <w:rPr>
+          <w:rStyle w:val="StringTok"/>
+        </w:rPr>
+        <w:t xml:space="preserve">    # Ajustar alineación basada en cuadrante</w:t>
+      </w:r>
+      <w:r>
+        <w:br/>
+      </w:r>
+      <w:r>
+        <w:rPr>
+          <w:rStyle w:val="StringTok"/>
+        </w:rPr>
+        <w:t xml:space="preserve">    if x &lt; 0:</w:t>
+      </w:r>
+      <w:r>
+        <w:br/>
+      </w:r>
+      <w:r>
+        <w:rPr>
+          <w:rStyle w:val="StringTok"/>
+        </w:rPr>
+        <w:t xml:space="preserve">        ha = 'right'</w:t>
+      </w:r>
+      <w:r>
+        <w:br/>
+      </w:r>
+      <w:r>
+        <w:rPr>
+          <w:rStyle w:val="StringTok"/>
+        </w:rPr>
+        <w:t xml:space="preserve">    else:</w:t>
+      </w:r>
+      <w:r>
+        <w:br/>
+      </w:r>
+      <w:r>
+        <w:rPr>
+          <w:rStyle w:val="StringTok"/>
+        </w:rPr>
+        <w:t xml:space="preserve">        ha = 'left'</w:t>
+      </w:r>
+      <w:r>
+        <w:br/>
+      </w:r>
+      <w:r>
+        <w:br/>
+      </w:r>
+      <w:r>
+        <w:rPr>
+          <w:rStyle w:val="StringTok"/>
+        </w:rPr>
+        <w:t xml:space="preserve">    if y &lt; 0:</w:t>
+      </w:r>
+      <w:r>
+        <w:br/>
+      </w:r>
+      <w:r>
+        <w:rPr>
+          <w:rStyle w:val="StringTok"/>
+        </w:rPr>
+        <w:t xml:space="preserve">        va = 'top'</w:t>
+      </w:r>
+      <w:r>
+        <w:br/>
+      </w:r>
+      <w:r>
+        <w:rPr>
+          <w:rStyle w:val="StringTok"/>
+        </w:rPr>
+        <w:t xml:space="preserve">    else:</w:t>
+      </w:r>
+      <w:r>
+        <w:br/>
+      </w:r>
+      <w:r>
+        <w:rPr>
+          <w:rStyle w:val="StringTok"/>
+        </w:rPr>
+        <w:t xml:space="preserve">        va = 'bottom'</w:t>
+      </w:r>
+      <w:r>
+        <w:br/>
+      </w:r>
+      <w:r>
+        <w:br/>
+      </w:r>
+      <w:r>
+        <w:rPr>
+          <w:rStyle w:val="StringTok"/>
+        </w:rPr>
+        <w:t xml:space="preserve">    # Para sectores muy pequeños, ajustar más la posición para evitar solapamiento</w:t>
+      </w:r>
+      <w:r>
+        <w:br/>
+      </w:r>
+      <w:r>
+        <w:rPr>
+          <w:rStyle w:val="StringTok"/>
+        </w:rPr>
+        <w:t xml:space="preserve">    if wedge_size &lt; 10:</w:t>
+      </w:r>
+      <w:r>
+        <w:br/>
+      </w:r>
+      <w:r>
+        <w:rPr>
+          <w:rStyle w:val="StringTok"/>
+        </w:rPr>
+        <w:t xml:space="preserve">        x *= 1.1</w:t>
+      </w:r>
+      <w:r>
+        <w:br/>
+      </w:r>
+      <w:r>
+        <w:rPr>
+          <w:rStyle w:val="StringTok"/>
+        </w:rPr>
+        <w:t xml:space="preserve">        y *= 1.1</w:t>
+      </w:r>
+      <w:r>
+        <w:br/>
+      </w:r>
+      <w:r>
+        <w:br/>
+      </w:r>
+      <w:r>
+        <w:rPr>
+          <w:rStyle w:val="StringTok"/>
+        </w:rPr>
+        <w:t xml:space="preserve">    return x, y, ha, va</w:t>
+      </w:r>
+      <w:r>
+        <w:br/>
+      </w:r>
+      <w:r>
+        <w:br/>
+      </w:r>
+      <w:r>
+        <w:rPr>
+          <w:rStyle w:val="StringTok"/>
+        </w:rPr>
+        <w:t xml:space="preserve"># Colocar etiquetas externas con líneas conectoras</w:t>
+      </w:r>
+      <w:r>
+        <w:br/>
+      </w:r>
+      <w:r>
+        <w:rPr>
+          <w:rStyle w:val="StringTok"/>
+        </w:rPr>
+        <w:t xml:space="preserve">for i, wedge in enumerate(wedges):</w:t>
+      </w:r>
+      <w:r>
+        <w:br/>
+      </w:r>
+      <w:r>
+        <w:rPr>
+          <w:rStyle w:val="StringTok"/>
+        </w:rPr>
+        <w:t xml:space="preserve">    # Calcular ángulo medio del sector</w:t>
+      </w:r>
+      <w:r>
+        <w:br/>
+      </w:r>
+      <w:r>
+        <w:rPr>
+          <w:rStyle w:val="StringTok"/>
+        </w:rPr>
+        <w:t xml:space="preserve">    ang = (wedge.theta1 + wedge.theta2) / 2</w:t>
+      </w:r>
+      <w:r>
+        <w:br/>
+      </w:r>
+      <w:r>
+        <w:rPr>
+          <w:rStyle w:val="StringTok"/>
+        </w:rPr>
+        <w:t xml:space="preserve">    ang_rad = np.radians(ang)</w:t>
+      </w:r>
+      <w:r>
+        <w:br/>
+      </w:r>
+      <w:r>
+        <w:br/>
+      </w:r>
+      <w:r>
+        <w:rPr>
+          <w:rStyle w:val="StringTok"/>
+        </w:rPr>
+        <w:t xml:space="preserve">    # Calcular coordenadas para el inicio de la línea conectora (en el borde del sector)</w:t>
+      </w:r>
+      <w:r>
+        <w:br/>
+      </w:r>
+      <w:r>
+        <w:rPr>
+          <w:rStyle w:val="StringTok"/>
+        </w:rPr>
+        <w:t xml:space="preserve">    # El factor 0.85 asegura que la línea empiece cerca del borde del sector</w:t>
+      </w:r>
+      <w:r>
+        <w:br/>
+      </w:r>
+      <w:r>
+        <w:rPr>
+          <w:rStyle w:val="StringTok"/>
+        </w:rPr>
+        <w:t xml:space="preserve">    x_edge = 0.85 * np.cos(ang_rad)</w:t>
+      </w:r>
+      <w:r>
+        <w:br/>
+      </w:r>
+      <w:r>
+        <w:rPr>
+          <w:rStyle w:val="StringTok"/>
+        </w:rPr>
+        <w:t xml:space="preserve">    y_edge = 0.85 * np.sin(ang_rad)</w:t>
+      </w:r>
+      <w:r>
+        <w:br/>
+      </w:r>
+      <w:r>
+        <w:br/>
+      </w:r>
+      <w:r>
+        <w:rPr>
+          <w:rStyle w:val="StringTok"/>
+        </w:rPr>
+        <w:t xml:space="preserve">    # Obtener posición optimizada para la etiqueta</w:t>
+      </w:r>
+      <w:r>
+        <w:br/>
+      </w:r>
+      <w:r>
+        <w:rPr>
+          <w:rStyle w:val="StringTok"/>
+        </w:rPr>
+        <w:t xml:space="preserve">    x_label, y_label, ha, va = get_label_position(ang_rad, sizes[i])</w:t>
+      </w:r>
+      <w:r>
+        <w:br/>
+      </w:r>
+      <w:r>
+        <w:br/>
+      </w:r>
+      <w:r>
+        <w:rPr>
+          <w:rStyle w:val="StringTok"/>
+        </w:rPr>
+        <w:t xml:space="preserve">    # Dibujar línea conectora</w:t>
+      </w:r>
+      <w:r>
+        <w:br/>
+      </w:r>
+      <w:r>
+        <w:rPr>
+          <w:rStyle w:val="StringTok"/>
+        </w:rPr>
+        <w:t xml:space="preserve">    con = plt.annotate('',</w:t>
+      </w:r>
+      <w:r>
+        <w:br/>
+      </w:r>
+      <w:r>
+        <w:rPr>
+          <w:rStyle w:val="StringTok"/>
+        </w:rPr>
+        <w:t xml:space="preserve">                      xy=(x_edge, y_edge),  # Inicio (en el borde del sector)</w:t>
+      </w:r>
+      <w:r>
+        <w:br/>
+      </w:r>
+      <w:r>
+        <w:rPr>
+          <w:rStyle w:val="StringTok"/>
+        </w:rPr>
+        <w:t xml:space="preserve">                      xytext=(x_label * 0.95, y_label * 0.95),  # Fin (cerca de la etiqueta)</w:t>
+      </w:r>
+      <w:r>
+        <w:br/>
+      </w:r>
+      <w:r>
+        <w:rPr>
+          <w:rStyle w:val="StringTok"/>
+        </w:rPr>
+        <w:t xml:space="preserve">                      arrowprops=dict(arrowstyle='-', color='gray', lw=0.8))</w:t>
+      </w:r>
+      <w:r>
+        <w:br/>
+      </w:r>
+      <w:r>
+        <w:br/>
+      </w:r>
+      <w:r>
+        <w:rPr>
+          <w:rStyle w:val="StringTok"/>
+        </w:rPr>
+        <w:t xml:space="preserve">    # Añadir etiqueta con recuadro blanco</w:t>
+      </w:r>
+      <w:r>
+        <w:br/>
+      </w:r>
+      <w:r>
+        <w:rPr>
+          <w:rStyle w:val="StringTok"/>
+        </w:rPr>
+        <w:t xml:space="preserve">    plt.text(x_label, y_label, labels[i],</w:t>
+      </w:r>
+      <w:r>
+        <w:br/>
+      </w:r>
+      <w:r>
+        <w:rPr>
+          <w:rStyle w:val="StringTok"/>
+        </w:rPr>
+        <w:t xml:space="preserve">            fontsize=8,</w:t>
+      </w:r>
+      <w:r>
+        <w:br/>
+      </w:r>
+      <w:r>
+        <w:rPr>
+          <w:rStyle w:val="StringTok"/>
+        </w:rPr>
+        <w:t xml:space="preserve">            fontweight='bold',</w:t>
+      </w:r>
+      <w:r>
+        <w:br/>
+      </w:r>
+      <w:r>
+        <w:rPr>
+          <w:rStyle w:val="StringTok"/>
+        </w:rPr>
+        <w:t xml:space="preserve">            ha=ha,</w:t>
+      </w:r>
+      <w:r>
+        <w:br/>
+      </w:r>
+      <w:r>
+        <w:rPr>
+          <w:rStyle w:val="StringTok"/>
+        </w:rPr>
+        <w:t xml:space="preserve">            va=va,</w:t>
+      </w:r>
+      <w:r>
+        <w:br/>
+      </w:r>
+      <w:r>
+        <w:rPr>
+          <w:rStyle w:val="StringTok"/>
+        </w:rPr>
+        <w:t xml:space="preserve">            bbox=bbox_props,</w:t>
+      </w:r>
+      <w:r>
+        <w:br/>
+      </w:r>
+      <w:r>
+        <w:rPr>
+          <w:rStyle w:val="StringTok"/>
+        </w:rPr>
+        <w:t xml:space="preserve">            zorder=10)</w:t>
+      </w:r>
+      <w:r>
+        <w:br/>
+      </w:r>
+      <w:r>
+        <w:br/>
+      </w:r>
+      <w:r>
+        <w:rPr>
+          <w:rStyle w:val="StringTok"/>
+        </w:rPr>
+        <w:t xml:space="preserve"># Asegurar que el gráfico sea un círculo</w:t>
+      </w:r>
+      <w:r>
+        <w:br/>
+      </w:r>
+      <w:r>
+        <w:rPr>
+          <w:rStyle w:val="StringTok"/>
+        </w:rPr>
+        <w:t xml:space="preserve">plt.axis('equal')</w:t>
+      </w:r>
+      <w:r>
+        <w:br/>
+      </w:r>
+      <w:r>
+        <w:br/>
+      </w:r>
+      <w:r>
+        <w:rPr>
+          <w:rStyle w:val="StringTok"/>
+        </w:rPr>
+        <w:t xml:space="preserve"># Añadir título en la parte inferior del gráfico</w:t>
+      </w:r>
+      <w:r>
+        <w:br/>
+      </w:r>
+      <w:r>
+        <w:rPr>
+          <w:rStyle w:val="StringTok"/>
+        </w:rPr>
+        <w:t xml:space="preserve">plt.figtext(0.5, 0.01,  # Posición x=0.5 (centro), y=0.01 (parte inferior)</w:t>
+      </w:r>
+      <w:r>
+        <w:br/>
+      </w:r>
+      <w:r>
+        <w:rPr>
+          <w:rStyle w:val="StringTok"/>
+        </w:rPr>
+        <w:t xml:space="preserve">           'Distribución de bienes',</w:t>
+      </w:r>
+      <w:r>
+        <w:br/>
+      </w:r>
+      <w:r>
+        <w:rPr>
+          <w:rStyle w:val="StringTok"/>
+        </w:rPr>
+        <w:t xml:space="preserve">           fontsize=12,</w:t>
+      </w:r>
+      <w:r>
+        <w:br/>
+      </w:r>
+      <w:r>
+        <w:rPr>
+          <w:rStyle w:val="StringTok"/>
+        </w:rPr>
+        <w:t xml:space="preserve">           fontweight='bold',</w:t>
+      </w:r>
+      <w:r>
+        <w:br/>
+      </w:r>
+      <w:r>
+        <w:rPr>
+          <w:rStyle w:val="StringTok"/>
+        </w:rPr>
+        <w:t xml:space="preserve">           color='#333333',</w:t>
+      </w:r>
+      <w:r>
+        <w:br/>
+      </w:r>
+      <w:r>
+        <w:rPr>
+          <w:rStyle w:val="StringTok"/>
+        </w:rPr>
+        <w:t xml:space="preserve">           ha='center')  # Alineación horizontal centrada</w:t>
+      </w:r>
+      <w:r>
+        <w:br/>
+      </w:r>
+      <w:r>
+        <w:br/>
+      </w:r>
+      <w:r>
+        <w:rPr>
+          <w:rStyle w:val="StringTok"/>
+        </w:rPr>
+        <w:t xml:space="preserve"># Ajustar los márgenes para dejar espacio a las etiquetas externas</w:t>
+      </w:r>
+      <w:r>
+        <w:br/>
+      </w:r>
+      <w:r>
+        <w:rPr>
+          <w:rStyle w:val="StringTok"/>
+        </w:rPr>
+        <w:t xml:space="preserve">plt.tight_layout(pad=1.5, rect=[0, 0.05, 1, 0.95])  # Ajustar rect para dar más espacio</w:t>
       </w:r>
       <w:r>
         <w:br/>
@@ -6915,7 +7485,7 @@
         <w:pStyle w:val="FirstParagraph"/>
       </w:pPr>
       <w:r>
-        <w:t xml:space="preserve">Se realizó un(a) encuesta a un grupo de trabajadores de un(a) firma sobre el tipo de propiedades que poseen. Los información se presentan en la gráfica.</w:t>
+        <w:t xml:space="preserve">Se realizó un(a) consulta a un grupo de trabajadores de un(a) sociedad sobre el tipo de propiedades que poseen. Los estadísticas se presentan en la gráfica.</w:t>
       </w:r>
     </w:p>
     <w:p>
@@ -6925,7 +7495,7 @@
       <w:r>
         <w:drawing>
           <wp:inline>
-            <wp:extent cx="3733800" cy="2938732"/>
+            <wp:extent cx="3733800" cy="2854073"/>
             <wp:effectExtent b="0" l="0" r="0" t="0"/>
             <wp:docPr descr="" title="" id="21" name="Picture"/>
             <a:graphic>
@@ -6946,7 +7516,7 @@
                   <pic:spPr bwMode="auto">
                     <a:xfrm>
                       <a:off x="0" y="0"/>
-                      <a:ext cx="3733800" cy="2938732"/>
+                      <a:ext cx="3733800" cy="2854073"/>
                     </a:xfrm>
                     <a:prstGeom prst="rect">
                       <a:avLst/>
@@ -6970,7 +7540,7 @@
         <w:pStyle w:val="BodyText"/>
       </w:pPr>
       <w:r>
-        <w:t xml:space="preserve">Si 240 trabajadores de la firma poseen vehículo y condominio, ¿cuántas personas poseen solo condominio?</w:t>
+        <w:t xml:space="preserve">Si 144 trabajadores de la sociedad poseen automóvil y apartamento, ¿cuántas personas poseen solo apartamento?</w:t>
       </w:r>
     </w:p>
     <w:bookmarkStart w:id="23" w:name="answerlist"/>
@@ -6991,7 +7561,7 @@
         </w:numPr>
       </w:pPr>
       <w:r>
-        <w:t xml:space="preserve">395</w:t>
+        <w:t xml:space="preserve">36</w:t>
       </w:r>
     </w:p>
     <w:p>
@@ -7003,7 +7573,7 @@
         </w:numPr>
       </w:pPr>
       <w:r>
-        <w:t xml:space="preserve">60</w:t>
+        <w:t xml:space="preserve">137</w:t>
       </w:r>
     </w:p>
     <w:p>
@@ -7015,7 +7585,7 @@
         </w:numPr>
       </w:pPr>
       <w:r>
-        <w:t xml:space="preserve">240</w:t>
+        <w:t xml:space="preserve">144</w:t>
       </w:r>
     </w:p>
     <w:p>
@@ -7027,12 +7597,12 @@
         </w:numPr>
       </w:pPr>
       <w:r>
-        <w:t xml:space="preserve">232</w:t>
+        <w:t xml:space="preserve">163</w:t>
       </w:r>
     </w:p>
     <w:bookmarkEnd w:id="23"/>
     <w:bookmarkEnd w:id="24"/>
-    <w:bookmarkStart w:id="26" w:name="solution"/>
+    <w:bookmarkStart w:id="31" w:name="solution"/>
     <w:p>
       <w:pPr>
         <w:pStyle w:val="Heading1"/>
@@ -7046,73 +7616,62 @@
         <w:pStyle w:val="FirstParagraph"/>
       </w:pPr>
       <w:r>
-        <w:t xml:space="preserve">Para resolver este problema, necesitamos aplicar proporciones a partir de la información dada:</w:t>
+        <w:t xml:space="preserve">Para resolver este problema, necesitamos aplicar proporciones y regla de tres a partir de la información dada en el gráfico circular y el enunciado. Seguiremos un proceso paso a paso:</w:t>
+      </w:r>
+    </w:p>
+    <w:bookmarkStart w:id="25" w:name="paso-1-identificar-los-datos-conocidos"/>
+    <w:p>
+      <w:pPr>
+        <w:pStyle w:val="Heading3"/>
+      </w:pPr>
+      <w:r>
+        <w:t xml:space="preserve">Paso 1: Identificar los datos conocidos</w:t>
       </w:r>
     </w:p>
     <w:p>
       <w:pPr>
+        <w:pStyle w:val="Compact"/>
         <w:numPr>
           <w:ilvl w:val="0"/>
           <w:numId w:val="1002"/>
         </w:numPr>
       </w:pPr>
       <w:r>
-        <w:t xml:space="preserve">Sabemos que 240 trabajadores poseen vehículo y condominio, lo que representa el 17% del total según el gráfico circular.</w:t>
+        <w:t xml:space="preserve">Sabemos que 144 trabajadores poseen automóvil y apartamento.</w:t>
       </w:r>
     </w:p>
     <w:p>
       <w:pPr>
+        <w:pStyle w:val="Compact"/>
         <w:numPr>
           <w:ilvl w:val="0"/>
           <w:numId w:val="1002"/>
         </w:numPr>
       </w:pPr>
       <w:r>
-        <w:t xml:space="preserve">Primero calculamos el número total de trabajadores en la firma:</w:t>
+        <w:t xml:space="preserve">Según el gráfico circular, este grupo representa el 23% del total.</w:t>
       </w:r>
     </w:p>
     <w:p>
       <w:pPr>
-        <w:numPr>
-          <w:ilvl w:val="0"/>
-          <w:numId w:val="1000"/>
-        </w:numPr>
-      </w:pPr>
-      <w:r>
-        <w:t xml:space="preserve">Total de trabajadores = (240 × 100%) ÷ 17% = 1412</w:t>
-      </w:r>
-    </w:p>
-    <w:p>
-      <w:pPr>
+        <w:pStyle w:val="Compact"/>
         <w:numPr>
           <w:ilvl w:val="0"/>
           <w:numId w:val="1002"/>
         </w:numPr>
       </w:pPr>
       <w:r>
-        <w:t xml:space="preserve">Según el gráfico, los que poseen solo condominio representan el 28% del total.</w:t>
+        <w:t xml:space="preserve">También observamos en el gráfico que las personas que poseen solo apartamento representan el 26% del total.</w:t>
       </w:r>
     </w:p>
+    <w:bookmarkEnd w:id="25"/>
+    <w:bookmarkStart w:id="26" w:name="Xef476ecb6a3e6d0164fd7ffc6191f192e7e5d77"/>
     <w:p>
       <w:pPr>
-        <w:numPr>
-          <w:ilvl w:val="0"/>
-          <w:numId w:val="1002"/>
-        </w:numPr>
+        <w:pStyle w:val="Heading3"/>
       </w:pPr>
       <w:r>
-        <w:t xml:space="preserve">Por lo tanto, el número de trabajadores que poseen solo condominio es:</w:t>
-      </w:r>
-    </w:p>
-    <w:p>
-      <w:pPr>
-        <w:numPr>
-          <w:ilvl w:val="0"/>
-          <w:numId w:val="1000"/>
-        </w:numPr>
-      </w:pPr>
-      <w:r>
-        <w:t xml:space="preserve">28% × 1412 = 395</w:t>
+        <w:t xml:space="preserve">Paso 2: Calcular el número total de personas</w:t>
       </w:r>
     </w:p>
     <w:p>
@@ -7120,16 +7679,137 @@
         <w:pStyle w:val="FirstParagraph"/>
       </w:pPr>
       <w:r>
-        <w:t xml:space="preserve">Así, 395 trabajadores de la firma poseen solo condominio.</w:t>
+        <w:t xml:space="preserve">Para encontrar el total de trabajadores en la sociedad, utilizamos la siguiente relación de proporcionalidad:</w:t>
       </w:r>
     </w:p>
-    <w:bookmarkStart w:id="25" w:name="answerlist-1"/>
     <w:p>
       <w:pPr>
-        <w:pStyle w:val="Heading2"/>
+        <w:pStyle w:val="BodyText"/>
       </w:pPr>
       <w:r>
-        <w:t xml:space="preserve">Answerlist</w:t>
+        <w:t xml:space="preserve">Si 23% del total = 144 trabajadores</w:t>
+      </w:r>
+      <w:r>
+        <w:t xml:space="preserve"> </w:t>
+      </w:r>
+      <w:r>
+        <w:t xml:space="preserve">Entonces 100% del total = X trabajadores</w:t>
+      </w:r>
+    </w:p>
+    <w:p>
+      <w:pPr>
+        <w:pStyle w:val="BodyText"/>
+      </w:pPr>
+      <w:r>
+        <w:t xml:space="preserve">Aplicando regla de tres:</w:t>
+      </w:r>
+      <w:r>
+        <w:t xml:space="preserve"> </w:t>
+      </w:r>
+      <w:r>
+        <w:t xml:space="preserve">* X = (144 × 100%) ÷ 23%</w:t>
+      </w:r>
+      <w:r>
+        <w:t xml:space="preserve"> </w:t>
+      </w:r>
+      <w:r>
+        <w:t xml:space="preserve">* X = 14400 ÷ 23</w:t>
+      </w:r>
+      <w:r>
+        <w:t xml:space="preserve"> </w:t>
+      </w:r>
+      <w:r>
+        <w:t xml:space="preserve">* X = 626 trabajadores</w:t>
+      </w:r>
+    </w:p>
+    <w:p>
+      <w:pPr>
+        <w:pStyle w:val="BodyText"/>
+      </w:pPr>
+      <w:r>
+        <w:t xml:space="preserve">Por lo tanto, el total de trabajadores en la sociedad es 626.</w:t>
+      </w:r>
+    </w:p>
+    <w:bookmarkEnd w:id="26"/>
+    <w:bookmarkStart w:id="27" w:name="X50246d4c21dc63c5dbe576ad19328bccebafa4b"/>
+    <w:p>
+      <w:pPr>
+        <w:pStyle w:val="Heading3"/>
+      </w:pPr>
+      <w:r>
+        <w:t xml:space="preserve">Paso 3: Calcular el número de personas que poseen solo apartamento</w:t>
+      </w:r>
+    </w:p>
+    <w:p>
+      <w:pPr>
+        <w:pStyle w:val="FirstParagraph"/>
+      </w:pPr>
+      <w:r>
+        <w:t xml:space="preserve">Una vez conocido el total, podemos calcular cuántas personas poseen solo apartamento utilizando el porcentaje correspondiente del gráfico circular:</w:t>
+      </w:r>
+    </w:p>
+    <w:p>
+      <w:pPr>
+        <w:pStyle w:val="BodyText"/>
+      </w:pPr>
+      <w:r>
+        <w:t xml:space="preserve">Si 100% del total = 626 trabajadores</w:t>
+      </w:r>
+      <w:r>
+        <w:t xml:space="preserve"> </w:t>
+      </w:r>
+      <w:r>
+        <w:t xml:space="preserve">Entonces 26% del total = Y trabajadores</w:t>
+      </w:r>
+    </w:p>
+    <w:p>
+      <w:pPr>
+        <w:pStyle w:val="BodyText"/>
+      </w:pPr>
+      <w:r>
+        <w:t xml:space="preserve">Aplicando regla de tres:</w:t>
+      </w:r>
+      <w:r>
+        <w:t xml:space="preserve"> </w:t>
+      </w:r>
+      <w:r>
+        <w:t xml:space="preserve">* Y = (26% × 626) ÷ 100%</w:t>
+      </w:r>
+      <w:r>
+        <w:t xml:space="preserve"> </w:t>
+      </w:r>
+      <w:r>
+        <w:t xml:space="preserve">* Y = (26 × 626) ÷ 100</w:t>
+      </w:r>
+      <w:r>
+        <w:t xml:space="preserve"> </w:t>
+      </w:r>
+      <w:r>
+        <w:t xml:space="preserve">* Y = 162.76</w:t>
+      </w:r>
+      <w:r>
+        <w:t xml:space="preserve"> </w:t>
+      </w:r>
+      <w:r>
+        <w:t xml:space="preserve">* Y = 163 trabajadores</w:t>
+      </w:r>
+    </w:p>
+    <w:bookmarkEnd w:id="27"/>
+    <w:bookmarkStart w:id="28" w:name="paso-4-verificación-de-la-respuesta"/>
+    <w:p>
+      <w:pPr>
+        <w:pStyle w:val="Heading3"/>
+      </w:pPr>
+      <w:r>
+        <w:t xml:space="preserve">Paso 4: Verificación de la respuesta</w:t>
+      </w:r>
+    </w:p>
+    <w:p>
+      <w:pPr>
+        <w:pStyle w:val="FirstParagraph"/>
+      </w:pPr>
+      <w:r>
+        <w:t xml:space="preserve">Podemos verificar nuestra respuesta comprobando que los números calculados son coherentes con los porcentajes del gráfico:</w:t>
       </w:r>
     </w:p>
     <w:p>
@@ -7141,7 +7821,7 @@
         </w:numPr>
       </w:pPr>
       <w:r>
-        <w:t xml:space="preserve">Verdadero</w:t>
+        <w:t xml:space="preserve">automóvil y apartamento: 144 trabajadores (23% del total)</w:t>
       </w:r>
     </w:p>
     <w:p>
@@ -7153,7 +7833,7 @@
         </w:numPr>
       </w:pPr>
       <w:r>
-        <w:t xml:space="preserve">Falso</w:t>
+        <w:t xml:space="preserve">Solo apartamento: 163 trabajadores (26% del total)</w:t>
       </w:r>
     </w:p>
     <w:p>
@@ -7165,7 +7845,7 @@
         </w:numPr>
       </w:pPr>
       <w:r>
-        <w:t xml:space="preserve">Falso</w:t>
+        <w:t xml:space="preserve">Solo hogar: 188 trabajadores (30% del total)</w:t>
       </w:r>
     </w:p>
     <w:p>
@@ -7177,18 +7857,19 @@
         </w:numPr>
       </w:pPr>
       <w:r>
-        <w:t xml:space="preserve">Falso</w:t>
+        <w:t xml:space="preserve">Solo automóvil: 56 trabajadores (9% del total)</w:t>
       </w:r>
     </w:p>
-    <w:bookmarkEnd w:id="25"/>
-    <w:bookmarkEnd w:id="26"/>
-    <w:bookmarkStart w:id="27" w:name="meta-information"/>
     <w:p>
       <w:pPr>
-        <w:pStyle w:val="Heading1"/>
+        <w:pStyle w:val="Compact"/>
+        <w:numPr>
+          <w:ilvl w:val="0"/>
+          <w:numId w:val="1003"/>
+        </w:numPr>
       </w:pPr>
       <w:r>
-        <w:t xml:space="preserve">Meta-information</w:t>
+        <w:t xml:space="preserve">automóvil y hogar: 75 trabajadores (12% del total)</w:t>
       </w:r>
     </w:p>
     <w:p>
@@ -7196,6 +7877,101 @@
         <w:pStyle w:val="FirstParagraph"/>
       </w:pPr>
       <w:r>
+        <w:t xml:space="preserve">La suma de todas estas categorías es 626 trabajadores, que coincide con nuestro total calculado de 626 trabajadores.</w:t>
+      </w:r>
+    </w:p>
+    <w:bookmarkEnd w:id="28"/>
+    <w:bookmarkStart w:id="29" w:name="conclusión"/>
+    <w:p>
+      <w:pPr>
+        <w:pStyle w:val="Heading3"/>
+      </w:pPr>
+      <w:r>
+        <w:t xml:space="preserve">Conclusión</w:t>
+      </w:r>
+    </w:p>
+    <w:p>
+      <w:pPr>
+        <w:pStyle w:val="FirstParagraph"/>
+      </w:pPr>
+      <w:r>
+        <w:t xml:space="preserve">Por lo tanto, 163 trabajadores de la sociedad poseen solo apartamento.</w:t>
+      </w:r>
+    </w:p>
+    <w:bookmarkEnd w:id="29"/>
+    <w:bookmarkStart w:id="30" w:name="answerlist-1"/>
+    <w:p>
+      <w:pPr>
+        <w:pStyle w:val="Heading2"/>
+      </w:pPr>
+      <w:r>
+        <w:t xml:space="preserve">Answerlist</w:t>
+      </w:r>
+    </w:p>
+    <w:p>
+      <w:pPr>
+        <w:pStyle w:val="Compact"/>
+        <w:numPr>
+          <w:ilvl w:val="0"/>
+          <w:numId w:val="1004"/>
+        </w:numPr>
+      </w:pPr>
+      <w:r>
+        <w:t xml:space="preserve">Falso</w:t>
+      </w:r>
+    </w:p>
+    <w:p>
+      <w:pPr>
+        <w:pStyle w:val="Compact"/>
+        <w:numPr>
+          <w:ilvl w:val="0"/>
+          <w:numId w:val="1004"/>
+        </w:numPr>
+      </w:pPr>
+      <w:r>
+        <w:t xml:space="preserve">Falso</w:t>
+      </w:r>
+    </w:p>
+    <w:p>
+      <w:pPr>
+        <w:pStyle w:val="Compact"/>
+        <w:numPr>
+          <w:ilvl w:val="0"/>
+          <w:numId w:val="1004"/>
+        </w:numPr>
+      </w:pPr>
+      <w:r>
+        <w:t xml:space="preserve">Falso</w:t>
+      </w:r>
+    </w:p>
+    <w:p>
+      <w:pPr>
+        <w:pStyle w:val="Compact"/>
+        <w:numPr>
+          <w:ilvl w:val="0"/>
+          <w:numId w:val="1004"/>
+        </w:numPr>
+      </w:pPr>
+      <w:r>
+        <w:t xml:space="preserve">Verdadero</w:t>
+      </w:r>
+    </w:p>
+    <w:bookmarkEnd w:id="30"/>
+    <w:bookmarkEnd w:id="31"/>
+    <w:bookmarkStart w:id="32" w:name="meta-information"/>
+    <w:p>
+      <w:pPr>
+        <w:pStyle w:val="Heading1"/>
+      </w:pPr>
+      <w:r>
+        <w:t xml:space="preserve">Meta-information</w:t>
+      </w:r>
+    </w:p>
+    <w:p>
+      <w:pPr>
+        <w:pStyle w:val="FirstParagraph"/>
+      </w:pPr>
+      <w:r>
         <w:t xml:space="preserve">exname: proporciones_diagrama_circular</w:t>
       </w:r>
       <w:r>
@@ -7208,7 +7984,7 @@
         <w:t xml:space="preserve"> </w:t>
       </w:r>
       <w:r>
-        <w:t xml:space="preserve">exsolution: 1000</w:t>
+        <w:t xml:space="preserve">exsolution: 0001</w:t>
       </w:r>
       <w:r>
         <w:t xml:space="preserve"> </w:t>
@@ -7223,7 +7999,7 @@
         <w:t xml:space="preserve">exsection: Estadística|Proporciones|Interpretación de gráficos</w:t>
       </w:r>
     </w:p>
-    <w:bookmarkEnd w:id="27"/>
+    <w:bookmarkEnd w:id="32"/>
     <w:sectPr/>
   </w:body>
 </w:document>
@@ -7262,7 +8038,7 @@
       <w:lvlText w:val=" "/>
       <w:lvlJc w:val="left"/>
       <w:pPr>
-        <w:ind w:left="720" w:hanging="360"/>
+        <w:ind w:left="720" w:hanging="480"/>
       </w:pPr>
     </w:lvl>
     <w:lvl w:ilvl="1">
@@ -7270,7 +8046,7 @@
       <w:lvlText w:val=" "/>
       <w:lvlJc w:val="left"/>
       <w:pPr>
-        <w:ind w:left="1440" w:hanging="360"/>
+        <w:ind w:left="1440" w:hanging="480"/>
       </w:pPr>
     </w:lvl>
     <w:lvl w:ilvl="2">
@@ -7278,7 +8054,7 @@
       <w:lvlText w:val=" "/>
       <w:lvlJc w:val="left"/>
       <w:pPr>
-        <w:ind w:left="2160" w:hanging="360"/>
+        <w:ind w:left="2160" w:hanging="480"/>
       </w:pPr>
     </w:lvl>
     <w:lvl w:ilvl="3">
@@ -7286,7 +8062,7 @@
       <w:lvlText w:val=" "/>
       <w:lvlJc w:val="left"/>
       <w:pPr>
-        <w:ind w:left="2880" w:hanging="360"/>
+        <w:ind w:left="2880" w:hanging="480"/>
       </w:pPr>
     </w:lvl>
     <w:lvl w:ilvl="4">
@@ -7294,7 +8070,7 @@
       <w:lvlText w:val=" "/>
       <w:lvlJc w:val="left"/>
       <w:pPr>
-        <w:ind w:left="3600" w:hanging="360"/>
+        <w:ind w:left="3600" w:hanging="480"/>
       </w:pPr>
     </w:lvl>
     <w:lvl w:ilvl="5">
@@ -7302,7 +8078,7 @@
       <w:lvlText w:val=" "/>
       <w:lvlJc w:val="left"/>
       <w:pPr>
-        <w:ind w:left="4320" w:hanging="360"/>
+        <w:ind w:left="4320" w:hanging="480"/>
       </w:pPr>
     </w:lvl>
     <w:lvl w:ilvl="6">
@@ -7310,7 +8086,7 @@
       <w:lvlText w:val=" "/>
       <w:lvlJc w:val="left"/>
       <w:pPr>
-        <w:ind w:left="5040" w:hanging="360"/>
+        <w:ind w:left="5040" w:hanging="480"/>
       </w:pPr>
     </w:lvl>
     <w:lvl w:ilvl="7">
@@ -7318,7 +8094,7 @@
       <w:lvlText w:val=" "/>
       <w:lvlJc w:val="left"/>
       <w:pPr>
-        <w:ind w:left="5760" w:hanging="360"/>
+        <w:ind w:left="5760" w:hanging="480"/>
       </w:pPr>
     </w:lvl>
     <w:lvl w:ilvl="8">
@@ -7326,7 +8102,7 @@
       <w:lvlText w:val=" "/>
       <w:lvlJc w:val="left"/>
       <w:pPr>
-        <w:ind w:left="6480" w:hanging="360"/>
+        <w:ind w:left="6480" w:hanging="480"/>
       </w:pPr>
     </w:lvl>
   </w:abstractNum>
@@ -7335,186 +8111,74 @@
     <w:multiLevelType w:val="multilevel"/>
     <w:lvl w:ilvl="0">
       <w:numFmt w:val="bullet"/>
-      <w:lvlText w:val=""/>
+      <w:lvlText w:val="•"/>
       <w:lvlJc w:val="left"/>
       <w:pPr>
-        <w:ind w:left="720" w:hanging="360"/>
+        <w:ind w:left="720" w:hanging="480"/>
       </w:pPr>
-      <w:rPr>
-        <w:rFonts w:ascii="Symbol" w:hAnsi="Symbol" w:cs="Symbol" w:hint="default"/>
-      </w:rPr>
     </w:lvl>
     <w:lvl w:ilvl="1">
       <w:numFmt w:val="bullet"/>
-      <w:lvlText w:val="o"/>
+      <w:lvlText w:val="–"/>
       <w:lvlJc w:val="left"/>
       <w:pPr>
-        <w:ind w:left="1440" w:hanging="360"/>
+        <w:ind w:left="1440" w:hanging="480"/>
       </w:pPr>
-      <w:rPr>
-        <w:rFonts w:ascii="Courier New" w:hAnsi="Courier New" w:cs="Courier New" w:hint="default"/>
-      </w:rPr>
     </w:lvl>
     <w:lvl w:ilvl="2">
       <w:numFmt w:val="bullet"/>
-      <w:lvlText w:val=""/>
+      <w:lvlText w:val="•"/>
       <w:lvlJc w:val="left"/>
       <w:pPr>
-        <w:ind w:left="2160" w:hanging="360"/>
+        <w:ind w:left="2160" w:hanging="480"/>
       </w:pPr>
-      <w:rPr>
-        <w:rFonts w:ascii="Wingdings" w:hAnsi="Wingdings" w:cs="Wingdings" w:hint="default"/>
-      </w:rPr>
     </w:lvl>
     <w:lvl w:ilvl="3">
       <w:numFmt w:val="bullet"/>
-      <w:lvlText w:val=""/>
+      <w:lvlText w:val="–"/>
       <w:lvlJc w:val="left"/>
       <w:pPr>
-        <w:ind w:left="2880" w:hanging="360"/>
+        <w:ind w:left="2880" w:hanging="480"/>
       </w:pPr>
-      <w:rPr>
-        <w:rFonts w:ascii="Symbol" w:hAnsi="Symbol" w:cs="Symbol" w:hint="default"/>
-      </w:rPr>
     </w:lvl>
     <w:lvl w:ilvl="4">
       <w:numFmt w:val="bullet"/>
-      <w:lvlText w:val="o"/>
+      <w:lvlText w:val="•"/>
       <w:lvlJc w:val="left"/>
       <w:pPr>
-        <w:ind w:left="3600" w:hanging="360"/>
+        <w:ind w:left="3600" w:hanging="480"/>
       </w:pPr>
-      <w:rPr>
-        <w:rFonts w:ascii="Courier New" w:hAnsi="Courier New" w:cs="Courier New" w:hint="default"/>
-      </w:rPr>
     </w:lvl>
     <w:lvl w:ilvl="5">
       <w:numFmt w:val="bullet"/>
-      <w:lvlText w:val=""/>
+      <w:lvlText w:val="–"/>
       <w:lvlJc w:val="left"/>
       <w:pPr>
-        <w:ind w:left="4320" w:hanging="360"/>
+        <w:ind w:left="4320" w:hanging="480"/>
       </w:pPr>
-      <w:rPr>
-        <w:rFonts w:ascii="Wingdings" w:hAnsi="Wingdings" w:cs="Wingdings" w:hint="default"/>
-      </w:rPr>
     </w:lvl>
     <w:lvl w:ilvl="6">
       <w:numFmt w:val="bullet"/>
-      <w:lvlText w:val=""/>
+      <w:lvlText w:val="•"/>
       <w:lvlJc w:val="left"/>
       <w:pPr>
-        <w:ind w:left="5040" w:hanging="360"/>
+        <w:ind w:left="5040" w:hanging="480"/>
       </w:pPr>
-      <w:rPr>
-        <w:rFonts w:ascii="Symbol" w:hAnsi="Symbol" w:cs="Symbol" w:hint="default"/>
-      </w:rPr>
     </w:lvl>
     <w:lvl w:ilvl="7">
       <w:numFmt w:val="bullet"/>
-      <w:lvlText w:val="o"/>
+      <w:lvlText w:val="–"/>
       <w:lvlJc w:val="left"/>
       <w:pPr>
-        <w:ind w:left="5760" w:hanging="360"/>
+        <w:ind w:left="5760" w:hanging="480"/>
       </w:pPr>
-      <w:rPr>
-        <w:rFonts w:ascii="Courier New" w:hAnsi="Courier New" w:cs="Courier New" w:hint="default"/>
-      </w:rPr>
     </w:lvl>
     <w:lvl w:ilvl="8">
       <w:numFmt w:val="bullet"/>
-      <w:lvlText w:val=""/>
+      <w:lvlText w:val="•"/>
       <w:lvlJc w:val="left"/>
       <w:pPr>
-        <w:ind w:left="6480" w:hanging="360"/>
-      </w:pPr>
-      <w:rPr>
-        <w:rFonts w:ascii="Wingdings" w:hAnsi="Wingdings" w:cs="Wingdings" w:hint="default"/>
-      </w:rPr>
-    </w:lvl>
-  </w:abstractNum>
-  <w:abstractNum w:abstractNumId="99421">
-    <w:nsid w:val="00A99421"/>
-    <w:multiLevelType w:val="multilevel"/>
-    <w:lvl w:ilvl="0">
-      <w:start w:val="1"/>
-      <w:numFmt w:val="decimal"/>
-      <w:lvlText w:val="%1)"/>
-      <w:lvlJc w:val="left"/>
-      <w:pPr>
-        <w:ind w:left="720" w:hanging="360"/>
-      </w:pPr>
-    </w:lvl>
-    <w:lvl w:ilvl="1">
-      <w:start w:val="1"/>
-      <w:numFmt w:val="decimal"/>
-      <w:lvlText w:val="%2)"/>
-      <w:lvlJc w:val="left"/>
-      <w:pPr>
-        <w:ind w:left="1440" w:hanging="360"/>
-      </w:pPr>
-    </w:lvl>
-    <w:lvl w:ilvl="2">
-      <w:start w:val="1"/>
-      <w:numFmt w:val="decimal"/>
-      <w:lvlText w:val="%3)"/>
-      <w:lvlJc w:val="left"/>
-      <w:pPr>
-        <w:ind w:left="2160" w:hanging="360"/>
-      </w:pPr>
-    </w:lvl>
-    <w:lvl w:ilvl="3">
-      <w:start w:val="1"/>
-      <w:numFmt w:val="decimal"/>
-      <w:lvlText w:val="%4)"/>
-      <w:lvlJc w:val="left"/>
-      <w:pPr>
-        <w:ind w:left="2880" w:hanging="360"/>
-      </w:pPr>
-    </w:lvl>
-    <w:lvl w:ilvl="4">
-      <w:start w:val="1"/>
-      <w:numFmt w:val="decimal"/>
-      <w:lvlText w:val="%5)"/>
-      <w:lvlJc w:val="left"/>
-      <w:pPr>
-        <w:ind w:left="3600" w:hanging="360"/>
-      </w:pPr>
-    </w:lvl>
-    <w:lvl w:ilvl="5">
-      <w:start w:val="1"/>
-      <w:numFmt w:val="decimal"/>
-      <w:lvlText w:val="%6)"/>
-      <w:lvlJc w:val="left"/>
-      <w:pPr>
-        <w:ind w:left="4320" w:hanging="360"/>
-      </w:pPr>
-    </w:lvl>
-    <w:lvl w:ilvl="6">
-      <w:start w:val="1"/>
-      <w:numFmt w:val="decimal"/>
-      <w:lvlText w:val="%7)"/>
-      <w:lvlJc w:val="left"/>
-      <w:pPr>
-        <w:ind w:left="5040" w:hanging="360"/>
-      </w:pPr>
-    </w:lvl>
-    <w:lvl w:ilvl="7">
-      <w:start w:val="1"/>
-      <w:numFmt w:val="decimal"/>
-      <w:lvlText w:val="%8)"/>
-      <w:lvlJc w:val="left"/>
-      <w:pPr>
-        <w:ind w:left="5760" w:hanging="360"/>
-      </w:pPr>
-    </w:lvl>
-    <w:lvl w:ilvl="8">
-      <w:start w:val="1"/>
-      <w:numFmt w:val="decimal"/>
-      <w:lvlText w:val="%9)"/>
-      <w:lvlJc w:val="left"/>
-      <w:pPr>
-        <w:ind w:left="6480" w:hanging="360"/>
+        <w:ind w:left="6480" w:hanging="480"/>
       </w:pPr>
     </w:lvl>
   </w:abstractNum>
@@ -7525,36 +8189,12 @@
     <w:abstractNumId w:val="991"/>
   </w:num>
   <w:num w:numId="1002">
-    <w:abstractNumId w:val="99421"/>
-    <w:lvlOverride w:ilvl="0">
-      <w:startOverride w:val="1"/>
-    </w:lvlOverride>
-    <w:lvlOverride w:ilvl="1">
-      <w:startOverride w:val="1"/>
-    </w:lvlOverride>
-    <w:lvlOverride w:ilvl="2">
-      <w:startOverride w:val="1"/>
-    </w:lvlOverride>
-    <w:lvlOverride w:ilvl="3">
-      <w:startOverride w:val="1"/>
-    </w:lvlOverride>
-    <w:lvlOverride w:ilvl="4">
-      <w:startOverride w:val="1"/>
-    </w:lvlOverride>
-    <w:lvlOverride w:ilvl="5">
-      <w:startOverride w:val="1"/>
-    </w:lvlOverride>
-    <w:lvlOverride w:ilvl="6">
-      <w:startOverride w:val="1"/>
-    </w:lvlOverride>
-    <w:lvlOverride w:ilvl="7">
-      <w:startOverride w:val="1"/>
-    </w:lvlOverride>
-    <w:lvlOverride w:ilvl="8">
-      <w:startOverride w:val="1"/>
-    </w:lvlOverride>
+    <w:abstractNumId w:val="991"/>
   </w:num>
   <w:num w:numId="1003">
+    <w:abstractNumId w:val="991"/>
+  </w:num>
+  <w:num w:numId="1004">
     <w:abstractNumId w:val="991"/>
   </w:num>
 </w:numbering>
@@ -7609,69 +8249,36 @@
     <w:name w:val="Title"/>
     <w:basedOn w:val="Normal"/>
     <w:next w:val="BodyText"/>
-    <w:link w:val="TitleChar"/>
-    <w:uiPriority w:val="10"/>
     <w:qFormat/>
-    <w:rsid w:val="00A10FD9"/>
     <w:pPr>
-      <w:spacing w:after="80" w:line="240" w:lineRule="auto"/>
-      <w:contextualSpacing/>
+      <w:keepNext/>
+      <w:keepLines/>
+      <w:spacing w:after="240" w:before="480"/>
       <w:jc w:val="center"/>
     </w:pPr>
     <w:rPr>
       <w:rFonts w:asciiTheme="majorHAnsi" w:cstheme="majorBidi" w:eastAsiaTheme="majorEastAsia" w:hAnsiTheme="majorHAnsi"/>
-      <w:spacing w:val="-10"/>
-      <w:kern w:val="28"/>
-      <w:sz w:val="56"/>
-      <w:szCs w:val="56"/>
-    </w:rPr>
-  </w:style>
-  <w:style w:customStyle="1" w:styleId="TitleChar" w:type="character">
-    <w:name w:val="Title Char"/>
-    <w:basedOn w:val="DefaultParagraphFont"/>
-    <w:link w:val="Title"/>
-    <w:uiPriority w:val="10"/>
-    <w:rsid w:val="00A10FD9"/>
-    <w:rPr>
-      <w:rFonts w:asciiTheme="majorHAnsi" w:cstheme="majorBidi" w:eastAsiaTheme="majorEastAsia" w:hAnsiTheme="majorHAnsi"/>
-      <w:spacing w:val="-10"/>
-      <w:kern w:val="28"/>
-      <w:sz w:val="56"/>
-      <w:szCs w:val="56"/>
+      <w:b/>
+      <w:bCs/>
+      <w:color w:themeColor="accent1" w:themeShade="B5" w:val="345A8A"/>
+      <w:sz w:val="36"/>
+      <w:szCs w:val="36"/>
     </w:rPr>
   </w:style>
   <w:style w:styleId="Subtitle" w:type="paragraph">
     <w:name w:val="Subtitle"/>
     <w:basedOn w:val="Title"/>
     <w:next w:val="BodyText"/>
-    <w:link w:val="SubtitleChar"/>
-    <w:uiPriority w:val="11"/>
     <w:qFormat/>
-    <w:rsid w:val="00A10FD9"/>
     <w:pPr>
-      <w:numPr>
-        <w:ilvl w:val="1"/>
-      </w:numPr>
+      <w:keepNext/>
+      <w:keepLines/>
+      <w:spacing w:after="240" w:before="240"/>
+      <w:jc w:val="center"/>
     </w:pPr>
     <w:rPr>
-      <w:rFonts w:cstheme="majorBidi" w:eastAsiaTheme="majorEastAsia"/>
-      <w:spacing w:val="15"/>
-      <w:sz w:val="28"/>
-      <w:szCs w:val="28"/>
-    </w:rPr>
-  </w:style>
-  <w:style w:customStyle="1" w:styleId="SubtitleChar" w:type="character">
-    <w:name w:val="Subtitle Char"/>
-    <w:basedOn w:val="DefaultParagraphFont"/>
-    <w:link w:val="Subtitle"/>
-    <w:uiPriority w:val="11"/>
-    <w:rsid w:val="00A10FD9"/>
-    <w:rPr>
-      <w:rFonts w:cstheme="majorBidi" w:eastAsiaTheme="majorEastAsia"/>
-      <w:color w:themeColor="text1" w:themeTint="A6" w:val="595959"/>
-      <w:spacing w:val="15"/>
-      <w:sz w:val="28"/>
-      <w:szCs w:val="28"/>
+      <w:sz w:val="30"/>
+      <w:szCs w:val="30"/>
     </w:rPr>
   </w:style>
   <w:style w:customStyle="1" w:styleId="Author" w:type="paragraph">
@@ -7707,6 +8314,7 @@
     </w:pPr>
     <w:rPr>
       <w:b/>
+      <w:color w:val="345A8A"/>
       <w:sz w:val="20"/>
       <w:szCs w:val="20"/>
     </w:rPr>
@@ -7735,321 +8343,191 @@
     <w:rPr/>
   </w:style>
   <w:style w:styleId="Heading1" w:type="paragraph">
-    <w:name w:val="heading 1"/>
+    <w:name w:val="Heading 1"/>
     <w:basedOn w:val="Normal"/>
     <w:next w:val="BodyText"/>
-    <w:link w:val="Heading1Char"/>
     <w:uiPriority w:val="9"/>
     <w:qFormat/>
-    <w:rsid w:val="00A10FD9"/>
     <w:pPr>
       <w:keepNext/>
       <w:keepLines/>
-      <w:spacing w:after="80" w:before="360"/>
+      <w:spacing w:after="0" w:before="480"/>
       <w:outlineLvl w:val="0"/>
     </w:pPr>
     <w:rPr>
       <w:rFonts w:asciiTheme="majorHAnsi" w:cstheme="majorBidi" w:eastAsiaTheme="majorEastAsia" w:hAnsiTheme="majorHAnsi"/>
-      <w:color w:themeColor="accent1" w:themeShade="BF" w:val="0F4761"/>
-      <w:sz w:val="40"/>
-      <w:szCs w:val="40"/>
+      <w:b/>
+      <w:bCs/>
+      <w:color w:themeColor="accent1" w:val="4F81BD"/>
+      <w:sz w:val="32"/>
+      <w:szCs w:val="32"/>
     </w:rPr>
   </w:style>
   <w:style w:styleId="Heading2" w:type="paragraph">
-    <w:name w:val="heading 2"/>
+    <w:name w:val="Heading 2"/>
     <w:basedOn w:val="Normal"/>
     <w:next w:val="BodyText"/>
-    <w:link w:val="Heading2Char"/>
     <w:uiPriority w:val="9"/>
-    <w:semiHidden/>
     <w:unhideWhenUsed/>
     <w:qFormat/>
-    <w:rsid w:val="00A10FD9"/>
     <w:pPr>
       <w:keepNext/>
       <w:keepLines/>
-      <w:spacing w:after="80" w:before="160"/>
+      <w:spacing w:after="0" w:before="200"/>
       <w:outlineLvl w:val="1"/>
     </w:pPr>
     <w:rPr>
       <w:rFonts w:asciiTheme="majorHAnsi" w:cstheme="majorBidi" w:eastAsiaTheme="majorEastAsia" w:hAnsiTheme="majorHAnsi"/>
-      <w:color w:themeColor="accent1" w:themeShade="BF" w:val="0F4761"/>
-      <w:sz w:val="32"/>
-      <w:szCs w:val="32"/>
-    </w:rPr>
-  </w:style>
-  <w:style w:styleId="Heading3" w:type="paragraph">
-    <w:name w:val="heading 3"/>
-    <w:basedOn w:val="Normal"/>
-    <w:next w:val="BodyText"/>
-    <w:link w:val="Heading3Char"/>
-    <w:uiPriority w:val="9"/>
-    <w:semiHidden/>
-    <w:unhideWhenUsed/>
-    <w:qFormat/>
-    <w:rsid w:val="00A10FD9"/>
-    <w:pPr>
-      <w:keepNext/>
-      <w:keepLines/>
-      <w:spacing w:after="80" w:before="160"/>
-      <w:outlineLvl w:val="2"/>
-    </w:pPr>
-    <w:rPr>
-      <w:rFonts w:cstheme="majorBidi" w:eastAsiaTheme="majorEastAsia"/>
-      <w:color w:themeColor="accent1" w:themeShade="BF" w:val="0F4761"/>
+      <w:b/>
+      <w:bCs/>
+      <w:color w:themeColor="accent1" w:val="4F81BD"/>
       <w:sz w:val="28"/>
       <w:szCs w:val="28"/>
     </w:rPr>
   </w:style>
-  <w:style w:styleId="Heading4" w:type="paragraph">
-    <w:name w:val="heading 4"/>
+  <w:style w:styleId="Heading3" w:type="paragraph">
+    <w:name w:val="Heading 3"/>
     <w:basedOn w:val="Normal"/>
     <w:next w:val="BodyText"/>
-    <w:link w:val="Heading4Char"/>
     <w:uiPriority w:val="9"/>
-    <w:semiHidden/>
     <w:unhideWhenUsed/>
     <w:qFormat/>
-    <w:rsid w:val="00A10FD9"/>
     <w:pPr>
       <w:keepNext/>
       <w:keepLines/>
-      <w:spacing w:after="40" w:before="80"/>
+      <w:spacing w:after="0" w:before="200"/>
+      <w:outlineLvl w:val="2"/>
+    </w:pPr>
+    <w:rPr>
+      <w:rFonts w:asciiTheme="majorHAnsi" w:cstheme="majorBidi" w:eastAsiaTheme="majorEastAsia" w:hAnsiTheme="majorHAnsi"/>
+      <w:b/>
+      <w:bCs/>
+      <w:color w:themeColor="accent1" w:val="4F81BD"/>
+      <w:sz w:val="24"/>
+      <w:szCs w:val="24"/>
+    </w:rPr>
+  </w:style>
+  <w:style w:styleId="Heading4" w:type="paragraph">
+    <w:name w:val="Heading 4"/>
+    <w:basedOn w:val="Normal"/>
+    <w:next w:val="BodyText"/>
+    <w:uiPriority w:val="9"/>
+    <w:unhideWhenUsed/>
+    <w:qFormat/>
+    <w:pPr>
+      <w:keepNext/>
+      <w:keepLines/>
+      <w:spacing w:after="0" w:before="200"/>
       <w:outlineLvl w:val="3"/>
     </w:pPr>
     <w:rPr>
-      <w:rFonts w:cstheme="majorBidi" w:eastAsiaTheme="majorEastAsia"/>
+      <w:rFonts w:asciiTheme="majorHAnsi" w:cstheme="majorBidi" w:eastAsiaTheme="majorEastAsia" w:hAnsiTheme="majorHAnsi"/>
+      <w:bCs/>
       <w:i/>
-      <w:iCs/>
-      <w:color w:themeColor="accent1" w:themeShade="BF" w:val="0F4761"/>
+      <w:color w:themeColor="accent1" w:val="4F81BD"/>
+      <w:sz w:val="24"/>
+      <w:szCs w:val="24"/>
     </w:rPr>
   </w:style>
   <w:style w:styleId="Heading5" w:type="paragraph">
-    <w:name w:val="heading 5"/>
+    <w:name w:val="Heading 5"/>
     <w:basedOn w:val="Normal"/>
     <w:next w:val="BodyText"/>
-    <w:link w:val="Heading5Char"/>
     <w:uiPriority w:val="9"/>
-    <w:semiHidden/>
     <w:unhideWhenUsed/>
     <w:qFormat/>
-    <w:rsid w:val="00A10FD9"/>
     <w:pPr>
       <w:keepNext/>
       <w:keepLines/>
-      <w:spacing w:after="40" w:before="80"/>
+      <w:spacing w:after="0" w:before="200"/>
       <w:outlineLvl w:val="4"/>
     </w:pPr>
     <w:rPr>
-      <w:rFonts w:cstheme="majorBidi" w:eastAsiaTheme="majorEastAsia"/>
-      <w:color w:themeColor="accent1" w:themeShade="BF" w:val="0F4761"/>
+      <w:rFonts w:asciiTheme="majorHAnsi" w:cstheme="majorBidi" w:eastAsiaTheme="majorEastAsia" w:hAnsiTheme="majorHAnsi"/>
+      <w:iCs/>
+      <w:color w:themeColor="accent1" w:val="4F81BD"/>
+      <w:sz w:val="24"/>
+      <w:szCs w:val="24"/>
     </w:rPr>
   </w:style>
   <w:style w:styleId="Heading6" w:type="paragraph">
-    <w:name w:val="heading 6"/>
+    <w:name w:val="Heading 6"/>
     <w:basedOn w:val="Normal"/>
     <w:next w:val="BodyText"/>
-    <w:link w:val="Heading6Char"/>
     <w:uiPriority w:val="9"/>
-    <w:semiHidden/>
     <w:unhideWhenUsed/>
     <w:qFormat/>
-    <w:rsid w:val="00A10FD9"/>
     <w:pPr>
       <w:keepNext/>
       <w:keepLines/>
-      <w:spacing w:after="0" w:before="40"/>
+      <w:spacing w:after="0" w:before="200"/>
       <w:outlineLvl w:val="5"/>
     </w:pPr>
     <w:rPr>
-      <w:rFonts w:cstheme="majorBidi" w:eastAsiaTheme="majorEastAsia"/>
-      <w:i/>
-      <w:iCs/>
-      <w:color w:themeColor="text1" w:themeTint="A6" w:val="595959"/>
+      <w:rFonts w:asciiTheme="majorHAnsi" w:cstheme="majorBidi" w:eastAsiaTheme="majorEastAsia" w:hAnsiTheme="majorHAnsi"/>
+      <w:color w:themeColor="accent1" w:val="4F81BD"/>
+      <w:sz w:val="24"/>
+      <w:szCs w:val="24"/>
     </w:rPr>
   </w:style>
   <w:style w:styleId="Heading7" w:type="paragraph">
-    <w:name w:val="heading 7"/>
+    <w:name w:val="Heading 7"/>
     <w:basedOn w:val="Normal"/>
     <w:next w:val="BodyText"/>
-    <w:link w:val="Heading7Char"/>
     <w:uiPriority w:val="9"/>
-    <w:semiHidden/>
     <w:unhideWhenUsed/>
     <w:qFormat/>
-    <w:rsid w:val="00A10FD9"/>
     <w:pPr>
       <w:keepNext/>
       <w:keepLines/>
-      <w:spacing w:after="0" w:before="40"/>
+      <w:spacing w:after="0" w:before="200"/>
       <w:outlineLvl w:val="6"/>
     </w:pPr>
     <w:rPr>
-      <w:rFonts w:cstheme="majorBidi" w:eastAsiaTheme="majorEastAsia"/>
-      <w:color w:themeColor="text1" w:themeTint="A6" w:val="595959"/>
+      <w:rFonts w:asciiTheme="majorHAnsi" w:cstheme="majorBidi" w:eastAsiaTheme="majorEastAsia" w:hAnsiTheme="majorHAnsi"/>
+      <w:color w:themeColor="accent1" w:val="4F81BD"/>
+      <w:sz w:val="24"/>
+      <w:szCs w:val="24"/>
     </w:rPr>
   </w:style>
   <w:style w:styleId="Heading8" w:type="paragraph">
-    <w:name w:val="heading 8"/>
+    <w:name w:val="Heading 8"/>
     <w:basedOn w:val="Normal"/>
     <w:next w:val="BodyText"/>
-    <w:link w:val="Heading8Char"/>
     <w:uiPriority w:val="9"/>
-    <w:semiHidden/>
     <w:unhideWhenUsed/>
     <w:qFormat/>
-    <w:rsid w:val="00A10FD9"/>
     <w:pPr>
       <w:keepNext/>
       <w:keepLines/>
-      <w:spacing w:after="0"/>
+      <w:spacing w:after="0" w:before="200"/>
       <w:outlineLvl w:val="7"/>
     </w:pPr>
     <w:rPr>
-      <w:rFonts w:cstheme="majorBidi" w:eastAsiaTheme="majorEastAsia"/>
-      <w:i/>
-      <w:iCs/>
-      <w:color w:themeColor="text1" w:themeTint="D8" w:val="272727"/>
+      <w:rFonts w:asciiTheme="majorHAnsi" w:cstheme="majorBidi" w:eastAsiaTheme="majorEastAsia" w:hAnsiTheme="majorHAnsi"/>
+      <w:color w:themeColor="accent1" w:val="4F81BD"/>
+      <w:sz w:val="24"/>
+      <w:szCs w:val="24"/>
     </w:rPr>
   </w:style>
   <w:style w:styleId="Heading9" w:type="paragraph">
-    <w:name w:val="heading 9"/>
+    <w:name w:val="Heading 9"/>
     <w:basedOn w:val="Normal"/>
     <w:next w:val="BodyText"/>
-    <w:link w:val="Heading9Char"/>
     <w:uiPriority w:val="9"/>
-    <w:semiHidden/>
     <w:unhideWhenUsed/>
     <w:qFormat/>
-    <w:rsid w:val="00A10FD9"/>
     <w:pPr>
       <w:keepNext/>
       <w:keepLines/>
-      <w:spacing w:after="0"/>
+      <w:spacing w:after="0" w:before="200"/>
       <w:outlineLvl w:val="8"/>
     </w:pPr>
     <w:rPr>
-      <w:rFonts w:cstheme="majorBidi" w:eastAsiaTheme="majorEastAsia"/>
-      <w:color w:themeColor="text1" w:themeTint="D8" w:val="272727"/>
-    </w:rPr>
-  </w:style>
-  <w:style w:customStyle="1" w:styleId="Heading1Char" w:type="character">
-    <w:name w:val="Heading 1 Char"/>
-    <w:basedOn w:val="DefaultParagraphFont"/>
-    <w:link w:val="Heading1"/>
-    <w:uiPriority w:val="9"/>
-    <w:rsid w:val="00A10FD9"/>
-    <w:rPr>
       <w:rFonts w:asciiTheme="majorHAnsi" w:cstheme="majorBidi" w:eastAsiaTheme="majorEastAsia" w:hAnsiTheme="majorHAnsi"/>
-      <w:color w:themeColor="accent1" w:themeShade="BF" w:val="0F4761"/>
-      <w:sz w:val="40"/>
-      <w:szCs w:val="40"/>
-    </w:rPr>
-  </w:style>
-  <w:style w:customStyle="1" w:styleId="Heading2Char" w:type="character">
-    <w:name w:val="Heading 2 Char"/>
-    <w:basedOn w:val="DefaultParagraphFont"/>
-    <w:link w:val="Heading2"/>
-    <w:uiPriority w:val="9"/>
-    <w:semiHidden/>
-    <w:rsid w:val="00A10FD9"/>
-    <w:rPr>
-      <w:rFonts w:asciiTheme="majorHAnsi" w:cstheme="majorBidi" w:eastAsiaTheme="majorEastAsia" w:hAnsiTheme="majorHAnsi"/>
-      <w:color w:themeColor="accent1" w:themeShade="BF" w:val="0F4761"/>
-      <w:sz w:val="32"/>
-      <w:szCs w:val="32"/>
-    </w:rPr>
-  </w:style>
-  <w:style w:customStyle="1" w:styleId="Heading3Char" w:type="character">
-    <w:name w:val="Heading 3 Char"/>
-    <w:basedOn w:val="DefaultParagraphFont"/>
-    <w:link w:val="Heading3"/>
-    <w:uiPriority w:val="9"/>
-    <w:semiHidden/>
-    <w:rsid w:val="00A10FD9"/>
-    <w:rPr>
-      <w:rFonts w:cstheme="majorBidi" w:eastAsiaTheme="majorEastAsia"/>
-      <w:color w:themeColor="accent1" w:themeShade="BF" w:val="0F4761"/>
-      <w:sz w:val="28"/>
-      <w:szCs w:val="28"/>
-    </w:rPr>
-  </w:style>
-  <w:style w:customStyle="1" w:styleId="Heading4Char" w:type="character">
-    <w:name w:val="Heading 4 Char"/>
-    <w:basedOn w:val="DefaultParagraphFont"/>
-    <w:link w:val="Heading4"/>
-    <w:uiPriority w:val="9"/>
-    <w:semiHidden/>
-    <w:rsid w:val="00A10FD9"/>
-    <w:rPr>
-      <w:rFonts w:cstheme="majorBidi" w:eastAsiaTheme="majorEastAsia"/>
-      <w:i/>
-      <w:iCs/>
-      <w:color w:themeColor="accent1" w:themeShade="BF" w:val="0F4761"/>
-    </w:rPr>
-  </w:style>
-  <w:style w:customStyle="1" w:styleId="Heading5Char" w:type="character">
-    <w:name w:val="Heading 5 Char"/>
-    <w:basedOn w:val="DefaultParagraphFont"/>
-    <w:link w:val="Heading5"/>
-    <w:uiPriority w:val="9"/>
-    <w:semiHidden/>
-    <w:rsid w:val="00A10FD9"/>
-    <w:rPr>
-      <w:rFonts w:cstheme="majorBidi" w:eastAsiaTheme="majorEastAsia"/>
-      <w:color w:themeColor="accent1" w:themeShade="BF" w:val="0F4761"/>
-    </w:rPr>
-  </w:style>
-  <w:style w:customStyle="1" w:styleId="Heading6Char" w:type="character">
-    <w:name w:val="Heading 6 Char"/>
-    <w:basedOn w:val="DefaultParagraphFont"/>
-    <w:link w:val="Heading6"/>
-    <w:uiPriority w:val="9"/>
-    <w:semiHidden/>
-    <w:rsid w:val="00A10FD9"/>
-    <w:rPr>
-      <w:rFonts w:cstheme="majorBidi" w:eastAsiaTheme="majorEastAsia"/>
-      <w:i/>
-      <w:iCs/>
-      <w:color w:themeColor="text1" w:themeTint="A6" w:val="595959"/>
-    </w:rPr>
-  </w:style>
-  <w:style w:customStyle="1" w:styleId="Heading7Char" w:type="character">
-    <w:name w:val="Heading 7 Char"/>
-    <w:basedOn w:val="DefaultParagraphFont"/>
-    <w:link w:val="Heading7"/>
-    <w:uiPriority w:val="9"/>
-    <w:semiHidden/>
-    <w:rsid w:val="00A10FD9"/>
-    <w:rPr>
-      <w:rFonts w:cstheme="majorBidi" w:eastAsiaTheme="majorEastAsia"/>
-      <w:color w:themeColor="text1" w:themeTint="A6" w:val="595959"/>
-    </w:rPr>
-  </w:style>
-  <w:style w:customStyle="1" w:styleId="Heading8Char" w:type="character">
-    <w:name w:val="Heading 8 Char"/>
-    <w:basedOn w:val="DefaultParagraphFont"/>
-    <w:link w:val="Heading8"/>
-    <w:uiPriority w:val="9"/>
-    <w:semiHidden/>
-    <w:rsid w:val="00A10FD9"/>
-    <w:rPr>
-      <w:rFonts w:cstheme="majorBidi" w:eastAsiaTheme="majorEastAsia"/>
-      <w:i/>
-      <w:iCs/>
-      <w:color w:themeColor="text1" w:themeTint="D8" w:val="272727"/>
-    </w:rPr>
-  </w:style>
-  <w:style w:customStyle="1" w:styleId="Heading9Char" w:type="character">
-    <w:name w:val="Heading 9 Char"/>
-    <w:basedOn w:val="DefaultParagraphFont"/>
-    <w:link w:val="Heading9"/>
-    <w:uiPriority w:val="9"/>
-    <w:semiHidden/>
-    <w:rsid w:val="00A10FD9"/>
-    <w:rPr>
-      <w:rFonts w:cstheme="majorBidi" w:eastAsiaTheme="majorEastAsia"/>
-      <w:color w:themeColor="text1" w:themeTint="D8" w:val="272727"/>
+      <w:color w:themeColor="accent1" w:val="4F81BD"/>
+      <w:sz w:val="24"/>
+      <w:szCs w:val="24"/>
     </w:rPr>
   </w:style>
   <w:style w:styleId="BlockText" w:type="paragraph">
@@ -8074,8 +8552,8 @@
   </w:style>
   <w:style w:styleId="FootnoteBlockText" w:type="paragraph">
     <w:name w:val="Footnote Block Text"/>
-    <w:basedOn w:val="FootnoteText"/>
-    <w:next w:val="FootnoteText"/>
+    <w:basedOn w:val="Footnote Text"/>
+    <w:next w:val="Footnote Text"/>
     <w:uiPriority w:val="9"/>
     <w:unhideWhenUsed/>
     <w:qFormat/>
@@ -8503,44 +8981,44 @@
         <a:sysClr val="window" lastClr="FFFFFF"/>
       </a:lt1>
       <a:dk2>
-        <a:srgbClr val="0E2841"/>
+        <a:srgbClr val="1F497D"/>
       </a:dk2>
       <a:lt2>
-        <a:srgbClr val="E8E8E8"/>
+        <a:srgbClr val="EEECE1"/>
       </a:lt2>
       <a:accent1>
-        <a:srgbClr val="156082"/>
+        <a:srgbClr val="4F81BD"/>
       </a:accent1>
       <a:accent2>
-        <a:srgbClr val="E97132"/>
+        <a:srgbClr val="C0504D"/>
       </a:accent2>
       <a:accent3>
-        <a:srgbClr val="196B24"/>
+        <a:srgbClr val="9BBB59"/>
       </a:accent3>
       <a:accent4>
-        <a:srgbClr val="0F9ED5"/>
+        <a:srgbClr val="8064A2"/>
       </a:accent4>
       <a:accent5>
-        <a:srgbClr val="A02B93"/>
+        <a:srgbClr val="4BACC6"/>
       </a:accent5>
       <a:accent6>
-        <a:srgbClr val="4EA72E"/>
+        <a:srgbClr val="F79646"/>
       </a:accent6>
       <a:hlink>
-        <a:srgbClr val="467886"/>
+        <a:srgbClr val="0000FF"/>
       </a:hlink>
       <a:folHlink>
-        <a:srgbClr val="96607D"/>
+        <a:srgbClr val="800080"/>
       </a:folHlink>
     </a:clrScheme>
     <a:fontScheme name="Office">
       <a:majorFont>
-        <a:latin typeface="Aptos Display" panose="02110004020202020204"/>
+        <a:latin typeface="Calibri"/>
         <a:ea typeface=""/>
         <a:cs typeface=""/>
-        <a:font script="Jpan" typeface="游ゴシック Light"/>
+        <a:font script="Jpan" typeface="ＭＳ ゴシック"/>
         <a:font script="Hang" typeface="맑은 고딕"/>
-        <a:font script="Hans" typeface="等线 Light"/>
+        <a:font script="Hans" typeface="宋体"/>
         <a:font script="Hant" typeface="新細明體"/>
         <a:font script="Arab" typeface="Times New Roman"/>
         <a:font script="Hebr" typeface="Times New Roman"/>
@@ -8567,32 +9045,14 @@
         <a:font script="Mong" typeface="Mongolian Baiti"/>
         <a:font script="Viet" typeface="Times New Roman"/>
         <a:font script="Uigh" typeface="Microsoft Uighur"/>
-        <a:font script="Geor" typeface="Sylfaen"/>
-        <a:font script="Armn" typeface="Arial"/>
-        <a:font script="Bugi" typeface="Leelawadee UI"/>
-        <a:font script="Bopo" typeface="Microsoft JhengHei"/>
-        <a:font script="Java" typeface="Javanese Text"/>
-        <a:font script="Lisu" typeface="Segoe UI"/>
-        <a:font script="Mymr" typeface="Myanmar Text"/>
-        <a:font script="Nkoo" typeface="Ebrima"/>
-        <a:font script="Olck" typeface="Nirmala UI"/>
-        <a:font script="Osma" typeface="Ebrima"/>
-        <a:font script="Phag" typeface="Phagspa"/>
-        <a:font script="Syrn" typeface="Estrangelo Edessa"/>
-        <a:font script="Syrj" typeface="Estrangelo Edessa"/>
-        <a:font script="Syre" typeface="Estrangelo Edessa"/>
-        <a:font script="Sora" typeface="Nirmala UI"/>
-        <a:font script="Tale" typeface="Microsoft Tai Le"/>
-        <a:font script="Talu" typeface="Microsoft New Tai Lue"/>
-        <a:font script="Tfng" typeface="Ebrima"/>
       </a:majorFont>
       <a:minorFont>
-        <a:latin typeface="Aptos" panose="02110004020202020204"/>
+        <a:latin typeface="Cambria"/>
         <a:ea typeface=""/>
         <a:cs typeface=""/>
-        <a:font script="Jpan" typeface="游明朝"/>
+        <a:font script="Jpan" typeface="ＭＳ 明朝"/>
         <a:font script="Hang" typeface="맑은 고딕"/>
-        <a:font script="Hans" typeface="等线"/>
+        <a:font script="Hans" typeface="宋体"/>
         <a:font script="Hant" typeface="新細明體"/>
         <a:font script="Arab" typeface="Arial"/>
         <a:font script="Hebr" typeface="Arial"/>
@@ -8619,24 +9079,6 @@
         <a:font script="Mong" typeface="Mongolian Baiti"/>
         <a:font script="Viet" typeface="Arial"/>
         <a:font script="Uigh" typeface="Microsoft Uighur"/>
-        <a:font script="Geor" typeface="Sylfaen"/>
-        <a:font script="Armn" typeface="Arial"/>
-        <a:font script="Bugi" typeface="Leelawadee UI"/>
-        <a:font script="Bopo" typeface="Microsoft JhengHei"/>
-        <a:font script="Java" typeface="Javanese Text"/>
-        <a:font script="Lisu" typeface="Segoe UI"/>
-        <a:font script="Mymr" typeface="Myanmar Text"/>
-        <a:font script="Nkoo" typeface="Ebrima"/>
-        <a:font script="Olck" typeface="Nirmala UI"/>
-        <a:font script="Osma" typeface="Ebrima"/>
-        <a:font script="Phag" typeface="Phagspa"/>
-        <a:font script="Syrn" typeface="Estrangelo Edessa"/>
-        <a:font script="Syrj" typeface="Estrangelo Edessa"/>
-        <a:font script="Syre" typeface="Estrangelo Edessa"/>
-        <a:font script="Sora" typeface="Nirmala UI"/>
-        <a:font script="Tale" typeface="Microsoft Tai Le"/>
-        <a:font script="Talu" typeface="Microsoft New Tai Lue"/>
-        <a:font script="Tfng" typeface="Ebrima"/>
       </a:minorFont>
     </a:fontScheme>
     <a:fmtScheme name="Office">
@@ -8648,141 +9090,200 @@
           <a:gsLst>
             <a:gs pos="0">
               <a:schemeClr val="phClr">
-                <a:lumMod val="110000"/>
-                <a:satMod val="105000"/>
-                <a:tint val="67000"/>
+                <a:tint val="50000"/>
+                <a:satMod val="300000"/>
               </a:schemeClr>
             </a:gs>
-            <a:gs pos="50000">
+            <a:gs pos="35000">
               <a:schemeClr val="phClr">
-                <a:lumMod val="105000"/>
-                <a:satMod val="103000"/>
-                <a:tint val="73000"/>
+                <a:tint val="37000"/>
+                <a:satMod val="300000"/>
               </a:schemeClr>
             </a:gs>
             <a:gs pos="100000">
               <a:schemeClr val="phClr">
-                <a:lumMod val="105000"/>
-                <a:satMod val="109000"/>
-                <a:tint val="81000"/>
+                <a:tint val="15000"/>
+                <a:satMod val="350000"/>
               </a:schemeClr>
             </a:gs>
           </a:gsLst>
-          <a:lin ang="5400000" scaled="0"/>
+          <a:lin ang="16200000" scaled="1"/>
         </a:gradFill>
         <a:gradFill rotWithShape="1">
           <a:gsLst>
             <a:gs pos="0">
               <a:schemeClr val="phClr">
-                <a:satMod val="103000"/>
-                <a:lumMod val="102000"/>
-                <a:tint val="94000"/>
-              </a:schemeClr>
-            </a:gs>
-            <a:gs pos="50000">
-              <a:schemeClr val="phClr">
-                <a:satMod val="110000"/>
-                <a:lumMod val="100000"/>
+                <a:tint val="100000"/>
                 <a:shade val="100000"/>
+                <a:satMod val="130000"/>
               </a:schemeClr>
             </a:gs>
             <a:gs pos="100000">
               <a:schemeClr val="phClr">
-                <a:lumMod val="99000"/>
-                <a:satMod val="120000"/>
-                <a:shade val="78000"/>
+                <a:tint val="50000"/>
+                <a:shade val="100000"/>
+                <a:satMod val="350000"/>
               </a:schemeClr>
             </a:gs>
           </a:gsLst>
-          <a:lin ang="5400000" scaled="0"/>
+          <a:lin ang="16200000" scaled="0"/>
         </a:gradFill>
       </a:fillStyleLst>
       <a:lnStyleLst>
-        <a:ln w="6350" cap="flat" cmpd="sng" algn="ctr">
+        <a:ln w="9525" cap="flat" cmpd="sng" algn="ctr">
+          <a:solidFill>
+            <a:schemeClr val="phClr">
+              <a:shade val="95000"/>
+              <a:satMod val="105000"/>
+            </a:schemeClr>
+          </a:solidFill>
+          <a:prstDash val="solid"/>
+        </a:ln>
+        <a:ln w="25400" cap="flat" cmpd="sng" algn="ctr">
           <a:solidFill>
             <a:schemeClr val="phClr"/>
           </a:solidFill>
           <a:prstDash val="solid"/>
-          <a:miter lim="800000"/>
         </a:ln>
-        <a:ln w="12700" cap="flat" cmpd="sng" algn="ctr">
+        <a:ln w="38100" cap="flat" cmpd="sng" algn="ctr">
           <a:solidFill>
             <a:schemeClr val="phClr"/>
           </a:solidFill>
           <a:prstDash val="solid"/>
-          <a:miter lim="800000"/>
-        </a:ln>
-        <a:ln w="19050" cap="flat" cmpd="sng" algn="ctr">
-          <a:solidFill>
-            <a:schemeClr val="phClr"/>
-          </a:solidFill>
-          <a:prstDash val="solid"/>
-          <a:miter lim="800000"/>
         </a:ln>
       </a:lnStyleLst>
       <a:effectStyleLst>
         <a:effectStyle>
-          <a:effectLst/>
-        </a:effectStyle>
-        <a:effectStyle>
-          <a:effectLst/>
+          <a:effectLst>
+            <a:outerShdw blurRad="40000" dist="20000" dir="5400000" rotWithShape="0">
+              <a:srgbClr val="000000">
+                <a:alpha val="38000"/>
+              </a:srgbClr>
+            </a:outerShdw>
+          </a:effectLst>
         </a:effectStyle>
         <a:effectStyle>
           <a:effectLst>
-            <a:outerShdw blurRad="57150" dist="19050" dir="5400000" algn="ctr" rotWithShape="0">
+            <a:outerShdw blurRad="40000" dist="23000" dir="5400000" rotWithShape="0">
               <a:srgbClr val="000000">
-                <a:alpha val="63000"/>
+                <a:alpha val="35000"/>
               </a:srgbClr>
             </a:outerShdw>
           </a:effectLst>
+        </a:effectStyle>
+        <a:effectStyle>
+          <a:effectLst>
+            <a:outerShdw blurRad="40000" dist="23000" dir="5400000" rotWithShape="0">
+              <a:srgbClr val="000000">
+                <a:alpha val="35000"/>
+              </a:srgbClr>
+            </a:outerShdw>
+          </a:effectLst>
+          <a:scene3d>
+            <a:camera prst="orthographicFront">
+              <a:rot lat="0" lon="0" rev="0"/>
+            </a:camera>
+            <a:lightRig rig="threePt" dir="t">
+              <a:rot lat="0" lon="0" rev="1200000"/>
+            </a:lightRig>
+          </a:scene3d>
+          <a:sp3d>
+            <a:bevelT w="63500" h="25400"/>
+          </a:sp3d>
         </a:effectStyle>
       </a:effectStyleLst>
       <a:bgFillStyleLst>
         <a:solidFill>
           <a:schemeClr val="phClr"/>
         </a:solidFill>
-        <a:solidFill>
-          <a:schemeClr val="phClr">
-            <a:tint val="95000"/>
-            <a:satMod val="170000"/>
-          </a:schemeClr>
-        </a:solidFill>
         <a:gradFill rotWithShape="1">
           <a:gsLst>
             <a:gs pos="0">
               <a:schemeClr val="phClr">
-                <a:tint val="93000"/>
-                <a:satMod val="150000"/>
-                <a:shade val="98000"/>
-                <a:lumMod val="102000"/>
+                <a:tint val="40000"/>
+                <a:satMod val="350000"/>
               </a:schemeClr>
             </a:gs>
-            <a:gs pos="50000">
+            <a:gs pos="40000">
               <a:schemeClr val="phClr">
-                <a:tint val="98000"/>
-                <a:satMod val="130000"/>
-                <a:shade val="90000"/>
-                <a:lumMod val="103000"/>
+                <a:tint val="45000"/>
+                <a:shade val="99000"/>
+                <a:satMod val="350000"/>
               </a:schemeClr>
             </a:gs>
             <a:gs pos="100000">
               <a:schemeClr val="phClr">
-                <a:shade val="63000"/>
-                <a:satMod val="120000"/>
+                <a:shade val="20000"/>
+                <a:satMod val="255000"/>
               </a:schemeClr>
             </a:gs>
           </a:gsLst>
-          <a:lin ang="5400000" scaled="0"/>
+          <a:path path="circle">
+            <a:fillToRect l="50000" t="-80000" r="50000" b="180000"/>
+          </a:path>
+        </a:gradFill>
+        <a:gradFill rotWithShape="1">
+          <a:gsLst>
+            <a:gs pos="0">
+              <a:schemeClr val="phClr">
+                <a:tint val="80000"/>
+                <a:satMod val="300000"/>
+              </a:schemeClr>
+            </a:gs>
+            <a:gs pos="100000">
+              <a:schemeClr val="phClr">
+                <a:shade val="30000"/>
+                <a:satMod val="200000"/>
+              </a:schemeClr>
+            </a:gs>
+          </a:gsLst>
+          <a:path path="circle">
+            <a:fillToRect l="50000" t="50000" r="50000" b="50000"/>
+          </a:path>
         </a:gradFill>
       </a:bgFillStyleLst>
     </a:fmtScheme>
   </a:themeElements>
-  <a:objectDefaults/>
+  <a:objectDefaults>
+    <a:spDef>
+      <a:spPr/>
+      <a:bodyPr/>
+      <a:lstStyle/>
+      <a:style>
+        <a:lnRef idx="1">
+          <a:schemeClr val="accent1"/>
+        </a:lnRef>
+        <a:fillRef idx="3">
+          <a:schemeClr val="accent1"/>
+        </a:fillRef>
+        <a:effectRef idx="2">
+          <a:schemeClr val="accent1"/>
+        </a:effectRef>
+        <a:fontRef idx="minor">
+          <a:schemeClr val="lt1"/>
+        </a:fontRef>
+      </a:style>
+    </a:spDef>
+    <a:lnDef>
+      <a:spPr/>
+      <a:bodyPr/>
+      <a:lstStyle/>
+      <a:style>
+        <a:lnRef idx="2">
+          <a:schemeClr val="accent1"/>
+        </a:lnRef>
+        <a:fillRef idx="0">
+          <a:schemeClr val="accent1"/>
+        </a:fillRef>
+        <a:effectRef idx="1">
+          <a:schemeClr val="accent1"/>
+        </a:effectRef>
+        <a:fontRef idx="minor">
+          <a:schemeClr val="tx1"/>
+        </a:fontRef>
+      </a:style>
+    </a:lnDef>
+  </a:objectDefaults>
   <a:extraClrSchemeLst/>
-  <a:extLst>
-    <a:ext uri="{05A4C25C-085E-4340-85A3-A5531E510DB2}">
-      <thm15:themeFamily xmlns:thm15="http://schemas.microsoft.com/office/thememl/2012/main" name="Office Theme" id="{2E142A2C-CD16-42D6-873A-C26D2A0506FA}" vid="{1BDDFF52-6CD6-40A5-AB3C-68EB2F1E4D0A}"/>
-    </a:ext>
-  </a:extLst>
 </a:theme>
 </file>